--- a/tools/l30-bas/practical-sheets/L30_FRM_B01_Boundary_Check_JP.docx
+++ b/tools/l30-bas/practical-sheets/L30_FRM_B01_Boundary_Check_JP.docx
@@ -4,33 +4,39 @@
   <w:body>
     <w:p>
       <w:pPr>
+        <w:spacing w:line="252" w:lineRule="auto" w:before="0" w:after="40"/>
         <w:jc w:val="center"/>
       </w:pPr>
       <w:r>
         <w:rPr>
+          <w:rFonts w:ascii="Aptos" w:hAnsi="Aptos" w:eastAsia="Yu Gothic"/>
           <w:b/>
-          <w:sz w:val="32"/>
+          <w:color w:val="1F4E79"/>
+          <w:sz w:val="31"/>
         </w:rPr>
         <w:t>L30_FRM_B01：境界判定表</w:t>
       </w:r>
     </w:p>
     <w:p>
       <w:pPr>
+        <w:spacing w:line="252" w:lineRule="auto" w:before="0" w:after="140"/>
         <w:jc w:val="center"/>
       </w:pPr>
       <w:r>
         <w:rPr>
+          <w:rFonts w:ascii="Aptos" w:hAnsi="Aptos" w:eastAsia="Yu Gothic"/>
+          <w:b/>
           <w:i/>
-          <w:sz w:val="20"/>
+          <w:color w:val="5B6770"/>
+          <w:sz w:val="19"/>
         </w:rPr>
         <w:t>L30_FRM 実務帳票</w:t>
       </w:r>
     </w:p>
-    <w:p/>
     <w:tbl>
       <w:tblPr>
         <w:tblStyle w:val="TableGrid"/>
-        <w:tblW w:type="auto" w:w="0"/>
+        <w:tblW w:type="pct" w:w="5000"/>
         <w:jc w:val="center"/>
         <w:tblLook w:firstColumn="1" w:firstRow="1" w:lastColumn="0" w:lastRow="0" w:noHBand="0" w:noVBand="1" w:val="04A0"/>
       </w:tblPr>
@@ -39,17 +45,39 @@
         <w:gridCol w:w="5103"/>
       </w:tblGrid>
       <w:tr>
+        <w:trPr>
+          <w:trHeight w:val="363" w:hRule="atLeast"/>
+        </w:trPr>
         <w:tc>
           <w:tcPr>
             <w:tcW w:type="dxa" w:w="5103"/>
             <w:vAlign w:val="center"/>
+            <w:tcMar>
+              <w:top w:w="70" w:type="dxa"/>
+              <w:start w:w="100" w:type="dxa"/>
+              <w:bottom w:w="70" w:type="dxa"/>
+              <w:end w:w="100" w:type="dxa"/>
+            </w:tcMar>
+            <w:shd w:fill="EAF2F8"/>
           </w:tcPr>
           <w:p>
-            <w:r/>
+            <w:pPr>
+              <w:spacing w:before="0" w:after="0"/>
+            </w:pPr>
             <w:r>
               <w:rPr>
+                <w:rFonts w:ascii="Aptos" w:hAnsi="Aptos" w:eastAsia="Yu Gothic"/>
                 <w:b/>
-                <w:sz w:val="16"/>
+                <w:color w:val="1F4E79"/>
+                <w:sz w:val="17"/>
+              </w:rPr>
+            </w:r>
+            <w:r>
+              <w:rPr>
+                <w:rFonts w:ascii="Aptos" w:hAnsi="Aptos" w:eastAsia="Yu Gothic"/>
+                <w:b/>
+                <w:color w:val="1F4E79"/>
+                <w:sz w:val="17"/>
               </w:rPr>
               <w:t>文書ID</w:t>
             </w:r>
@@ -59,13 +87,32 @@
           <w:tcPr>
             <w:tcW w:type="dxa" w:w="5103"/>
             <w:vAlign w:val="center"/>
+            <w:tcMar>
+              <w:top w:w="70" w:type="dxa"/>
+              <w:start w:w="100" w:type="dxa"/>
+              <w:bottom w:w="70" w:type="dxa"/>
+              <w:end w:w="100" w:type="dxa"/>
+            </w:tcMar>
+            <w:shd w:fill="FFFFFF"/>
           </w:tcPr>
           <w:p>
-            <w:r/>
+            <w:pPr>
+              <w:spacing w:before="0" w:after="0"/>
+            </w:pPr>
             <w:r>
               <w:rPr>
+                <w:rFonts w:ascii="Aptos" w:hAnsi="Aptos" w:eastAsia="Yu Gothic"/>
                 <w:b w:val="0"/>
-                <w:sz w:val="16"/>
+                <w:color w:val="000000"/>
+                <w:sz w:val="17"/>
+              </w:rPr>
+            </w:r>
+            <w:r>
+              <w:rPr>
+                <w:rFonts w:ascii="Aptos" w:hAnsi="Aptos" w:eastAsia="Yu Gothic"/>
+                <w:b w:val="0"/>
+                <w:color w:val="000000"/>
+                <w:sz w:val="17"/>
               </w:rPr>
               <w:t>L30_FRM_B01</w:t>
             </w:r>
@@ -73,17 +120,39 @@
         </w:tc>
       </w:tr>
       <w:tr>
+        <w:trPr>
+          <w:trHeight w:val="363" w:hRule="atLeast"/>
+        </w:trPr>
         <w:tc>
           <w:tcPr>
             <w:tcW w:type="dxa" w:w="5103"/>
             <w:vAlign w:val="center"/>
+            <w:tcMar>
+              <w:top w:w="70" w:type="dxa"/>
+              <w:start w:w="100" w:type="dxa"/>
+              <w:bottom w:w="70" w:type="dxa"/>
+              <w:end w:w="100" w:type="dxa"/>
+            </w:tcMar>
+            <w:shd w:fill="EAF2F8"/>
           </w:tcPr>
           <w:p>
-            <w:r/>
+            <w:pPr>
+              <w:spacing w:before="0" w:after="0"/>
+            </w:pPr>
             <w:r>
               <w:rPr>
+                <w:rFonts w:ascii="Aptos" w:hAnsi="Aptos" w:eastAsia="Yu Gothic"/>
                 <w:b/>
-                <w:sz w:val="16"/>
+                <w:color w:val="1F4E79"/>
+                <w:sz w:val="17"/>
+              </w:rPr>
+            </w:r>
+            <w:r>
+              <w:rPr>
+                <w:rFonts w:ascii="Aptos" w:hAnsi="Aptos" w:eastAsia="Yu Gothic"/>
+                <w:b/>
+                <w:color w:val="1F4E79"/>
+                <w:sz w:val="17"/>
               </w:rPr>
               <w:t>バージョン</w:t>
             </w:r>
@@ -93,13 +162,32 @@
           <w:tcPr>
             <w:tcW w:type="dxa" w:w="5103"/>
             <w:vAlign w:val="center"/>
+            <w:tcMar>
+              <w:top w:w="70" w:type="dxa"/>
+              <w:start w:w="100" w:type="dxa"/>
+              <w:bottom w:w="70" w:type="dxa"/>
+              <w:end w:w="100" w:type="dxa"/>
+            </w:tcMar>
+            <w:shd w:fill="FFFFFF"/>
           </w:tcPr>
           <w:p>
-            <w:r/>
+            <w:pPr>
+              <w:spacing w:before="0" w:after="0"/>
+            </w:pPr>
             <w:r>
               <w:rPr>
+                <w:rFonts w:ascii="Aptos" w:hAnsi="Aptos" w:eastAsia="Yu Gothic"/>
                 <w:b w:val="0"/>
-                <w:sz w:val="16"/>
+                <w:color w:val="000000"/>
+                <w:sz w:val="17"/>
+              </w:rPr>
+            </w:r>
+            <w:r>
+              <w:rPr>
+                <w:rFonts w:ascii="Aptos" w:hAnsi="Aptos" w:eastAsia="Yu Gothic"/>
+                <w:b w:val="0"/>
+                <w:color w:val="000000"/>
+                <w:sz w:val="17"/>
               </w:rPr>
               <w:t>1.0.1</w:t>
             </w:r>
@@ -107,17 +195,39 @@
         </w:tc>
       </w:tr>
       <w:tr>
+        <w:trPr>
+          <w:trHeight w:val="363" w:hRule="atLeast"/>
+        </w:trPr>
         <w:tc>
           <w:tcPr>
             <w:tcW w:type="dxa" w:w="5103"/>
             <w:vAlign w:val="center"/>
+            <w:tcMar>
+              <w:top w:w="70" w:type="dxa"/>
+              <w:start w:w="100" w:type="dxa"/>
+              <w:bottom w:w="70" w:type="dxa"/>
+              <w:end w:w="100" w:type="dxa"/>
+            </w:tcMar>
+            <w:shd w:fill="EAF2F8"/>
           </w:tcPr>
           <w:p>
-            <w:r/>
+            <w:pPr>
+              <w:spacing w:before="0" w:after="0"/>
+            </w:pPr>
             <w:r>
               <w:rPr>
+                <w:rFonts w:ascii="Aptos" w:hAnsi="Aptos" w:eastAsia="Yu Gothic"/>
                 <w:b/>
-                <w:sz w:val="16"/>
+                <w:color w:val="1F4E79"/>
+                <w:sz w:val="17"/>
+              </w:rPr>
+            </w:r>
+            <w:r>
+              <w:rPr>
+                <w:rFonts w:ascii="Aptos" w:hAnsi="Aptos" w:eastAsia="Yu Gothic"/>
+                <w:b/>
+                <w:color w:val="1F4E79"/>
+                <w:sz w:val="17"/>
               </w:rPr>
               <w:t>レビュー日</w:t>
             </w:r>
@@ -127,13 +237,32 @@
           <w:tcPr>
             <w:tcW w:type="dxa" w:w="5103"/>
             <w:vAlign w:val="center"/>
+            <w:tcMar>
+              <w:top w:w="70" w:type="dxa"/>
+              <w:start w:w="100" w:type="dxa"/>
+              <w:bottom w:w="70" w:type="dxa"/>
+              <w:end w:w="100" w:type="dxa"/>
+            </w:tcMar>
+            <w:shd w:fill="FFFFFF"/>
           </w:tcPr>
           <w:p>
-            <w:r/>
+            <w:pPr>
+              <w:spacing w:before="0" w:after="0"/>
+            </w:pPr>
             <w:r>
               <w:rPr>
+                <w:rFonts w:ascii="Aptos" w:hAnsi="Aptos" w:eastAsia="Yu Gothic"/>
                 <w:b w:val="0"/>
-                <w:sz w:val="16"/>
+                <w:color w:val="000000"/>
+                <w:sz w:val="17"/>
+              </w:rPr>
+            </w:r>
+            <w:r>
+              <w:rPr>
+                <w:rFonts w:ascii="Aptos" w:hAnsi="Aptos" w:eastAsia="Yu Gothic"/>
+                <w:b w:val="0"/>
+                <w:color w:val="000000"/>
+                <w:sz w:val="17"/>
               </w:rPr>
               <w:t>____________________________</w:t>
             </w:r>
@@ -141,17 +270,39 @@
         </w:tc>
       </w:tr>
       <w:tr>
+        <w:trPr>
+          <w:trHeight w:val="363" w:hRule="atLeast"/>
+        </w:trPr>
         <w:tc>
           <w:tcPr>
             <w:tcW w:type="dxa" w:w="5103"/>
             <w:vAlign w:val="center"/>
+            <w:tcMar>
+              <w:top w:w="70" w:type="dxa"/>
+              <w:start w:w="100" w:type="dxa"/>
+              <w:bottom w:w="70" w:type="dxa"/>
+              <w:end w:w="100" w:type="dxa"/>
+            </w:tcMar>
+            <w:shd w:fill="EAF2F8"/>
           </w:tcPr>
           <w:p>
-            <w:r/>
+            <w:pPr>
+              <w:spacing w:before="0" w:after="0"/>
+            </w:pPr>
             <w:r>
               <w:rPr>
+                <w:rFonts w:ascii="Aptos" w:hAnsi="Aptos" w:eastAsia="Yu Gothic"/>
                 <w:b/>
-                <w:sz w:val="16"/>
+                <w:color w:val="1F4E79"/>
+                <w:sz w:val="17"/>
+              </w:rPr>
+            </w:r>
+            <w:r>
+              <w:rPr>
+                <w:rFonts w:ascii="Aptos" w:hAnsi="Aptos" w:eastAsia="Yu Gothic"/>
+                <w:b/>
+                <w:color w:val="1F4E79"/>
+                <w:sz w:val="17"/>
               </w:rPr>
               <w:t>レビュー担当者/組織</w:t>
             </w:r>
@@ -161,13 +312,32 @@
           <w:tcPr>
             <w:tcW w:type="dxa" w:w="5103"/>
             <w:vAlign w:val="center"/>
+            <w:tcMar>
+              <w:top w:w="70" w:type="dxa"/>
+              <w:start w:w="100" w:type="dxa"/>
+              <w:bottom w:w="70" w:type="dxa"/>
+              <w:end w:w="100" w:type="dxa"/>
+            </w:tcMar>
+            <w:shd w:fill="FFFFFF"/>
           </w:tcPr>
           <w:p>
-            <w:r/>
+            <w:pPr>
+              <w:spacing w:before="0" w:after="0"/>
+            </w:pPr>
             <w:r>
               <w:rPr>
+                <w:rFonts w:ascii="Aptos" w:hAnsi="Aptos" w:eastAsia="Yu Gothic"/>
                 <w:b w:val="0"/>
-                <w:sz w:val="16"/>
+                <w:color w:val="000000"/>
+                <w:sz w:val="17"/>
+              </w:rPr>
+            </w:r>
+            <w:r>
+              <w:rPr>
+                <w:rFonts w:ascii="Aptos" w:hAnsi="Aptos" w:eastAsia="Yu Gothic"/>
+                <w:b w:val="0"/>
+                <w:color w:val="000000"/>
+                <w:sz w:val="17"/>
               </w:rPr>
               <w:t>____________________________</w:t>
             </w:r>
@@ -175,17 +345,39 @@
         </w:tc>
       </w:tr>
       <w:tr>
+        <w:trPr>
+          <w:trHeight w:val="363" w:hRule="atLeast"/>
+        </w:trPr>
         <w:tc>
           <w:tcPr>
             <w:tcW w:type="dxa" w:w="5103"/>
             <w:vAlign w:val="center"/>
+            <w:tcMar>
+              <w:top w:w="70" w:type="dxa"/>
+              <w:start w:w="100" w:type="dxa"/>
+              <w:bottom w:w="70" w:type="dxa"/>
+              <w:end w:w="100" w:type="dxa"/>
+            </w:tcMar>
+            <w:shd w:fill="EAF2F8"/>
           </w:tcPr>
           <w:p>
-            <w:r/>
+            <w:pPr>
+              <w:spacing w:before="0" w:after="0"/>
+            </w:pPr>
             <w:r>
               <w:rPr>
+                <w:rFonts w:ascii="Aptos" w:hAnsi="Aptos" w:eastAsia="Yu Gothic"/>
                 <w:b/>
-                <w:sz w:val="16"/>
+                <w:color w:val="1F4E79"/>
+                <w:sz w:val="17"/>
+              </w:rPr>
+            </w:r>
+            <w:r>
+              <w:rPr>
+                <w:rFonts w:ascii="Aptos" w:hAnsi="Aptos" w:eastAsia="Yu Gothic"/>
+                <w:b/>
+                <w:color w:val="1F4E79"/>
+                <w:sz w:val="17"/>
               </w:rPr>
               <w:t>対象システム/案件ID</w:t>
             </w:r>
@@ -195,13 +387,32 @@
           <w:tcPr>
             <w:tcW w:type="dxa" w:w="5103"/>
             <w:vAlign w:val="center"/>
+            <w:tcMar>
+              <w:top w:w="70" w:type="dxa"/>
+              <w:start w:w="100" w:type="dxa"/>
+              <w:bottom w:w="70" w:type="dxa"/>
+              <w:end w:w="100" w:type="dxa"/>
+            </w:tcMar>
+            <w:shd w:fill="FFFFFF"/>
           </w:tcPr>
           <w:p>
-            <w:r/>
+            <w:pPr>
+              <w:spacing w:before="0" w:after="0"/>
+            </w:pPr>
             <w:r>
               <w:rPr>
+                <w:rFonts w:ascii="Aptos" w:hAnsi="Aptos" w:eastAsia="Yu Gothic"/>
                 <w:b w:val="0"/>
-                <w:sz w:val="16"/>
+                <w:color w:val="000000"/>
+                <w:sz w:val="17"/>
+              </w:rPr>
+            </w:r>
+            <w:r>
+              <w:rPr>
+                <w:rFonts w:ascii="Aptos" w:hAnsi="Aptos" w:eastAsia="Yu Gothic"/>
+                <w:b w:val="0"/>
+                <w:color w:val="000000"/>
+                <w:sz w:val="17"/>
               </w:rPr>
               <w:t>____________________________</w:t>
             </w:r>
@@ -209,17 +420,39 @@
         </w:tc>
       </w:tr>
       <w:tr>
+        <w:trPr>
+          <w:trHeight w:val="363" w:hRule="atLeast"/>
+        </w:trPr>
         <w:tc>
           <w:tcPr>
             <w:tcW w:type="dxa" w:w="5103"/>
             <w:vAlign w:val="center"/>
+            <w:tcMar>
+              <w:top w:w="70" w:type="dxa"/>
+              <w:start w:w="100" w:type="dxa"/>
+              <w:bottom w:w="70" w:type="dxa"/>
+              <w:end w:w="100" w:type="dxa"/>
+            </w:tcMar>
+            <w:shd w:fill="EAF2F8"/>
           </w:tcPr>
           <w:p>
-            <w:r/>
+            <w:pPr>
+              <w:spacing w:before="0" w:after="0"/>
+            </w:pPr>
             <w:r>
               <w:rPr>
+                <w:rFonts w:ascii="Aptos" w:hAnsi="Aptos" w:eastAsia="Yu Gothic"/>
                 <w:b/>
-                <w:sz w:val="16"/>
+                <w:color w:val="1F4E79"/>
+                <w:sz w:val="17"/>
+              </w:rPr>
+            </w:r>
+            <w:r>
+              <w:rPr>
+                <w:rFonts w:ascii="Aptos" w:hAnsi="Aptos" w:eastAsia="Yu Gothic"/>
+                <w:b/>
+                <w:color w:val="1F4E79"/>
+                <w:sz w:val="17"/>
               </w:rPr>
               <w:t>目的</w:t>
             </w:r>
@@ -229,13 +462,32 @@
           <w:tcPr>
             <w:tcW w:type="dxa" w:w="5103"/>
             <w:vAlign w:val="center"/>
+            <w:tcMar>
+              <w:top w:w="70" w:type="dxa"/>
+              <w:start w:w="100" w:type="dxa"/>
+              <w:bottom w:w="70" w:type="dxa"/>
+              <w:end w:w="100" w:type="dxa"/>
+            </w:tcMar>
+            <w:shd w:fill="FFFFFF"/>
           </w:tcPr>
           <w:p>
-            <w:r/>
+            <w:pPr>
+              <w:spacing w:before="0" w:after="0"/>
+            </w:pPr>
             <w:r>
               <w:rPr>
+                <w:rFonts w:ascii="Aptos" w:hAnsi="Aptos" w:eastAsia="Yu Gothic"/>
                 <w:b w:val="0"/>
-                <w:sz w:val="16"/>
+                <w:color w:val="000000"/>
+                <w:sz w:val="17"/>
+              </w:rPr>
+            </w:r>
+            <w:r>
+              <w:rPr>
+                <w:rFonts w:ascii="Aptos" w:hAnsi="Aptos" w:eastAsia="Yu Gothic"/>
+                <w:b w:val="0"/>
+                <w:color w:val="000000"/>
+                <w:sz w:val="17"/>
               </w:rPr>
               <w:t>不可逆化前に有効な人間拒否が残っていたかを最小判定するための帳票。</w:t>
             </w:r>
@@ -243,17 +495,39 @@
         </w:tc>
       </w:tr>
       <w:tr>
+        <w:trPr>
+          <w:trHeight w:val="363" w:hRule="atLeast"/>
+        </w:trPr>
         <w:tc>
           <w:tcPr>
             <w:tcW w:type="dxa" w:w="5103"/>
             <w:vAlign w:val="center"/>
+            <w:tcMar>
+              <w:top w:w="70" w:type="dxa"/>
+              <w:start w:w="100" w:type="dxa"/>
+              <w:bottom w:w="70" w:type="dxa"/>
+              <w:end w:w="100" w:type="dxa"/>
+            </w:tcMar>
+            <w:shd w:fill="EAF2F8"/>
           </w:tcPr>
           <w:p>
-            <w:r/>
+            <w:pPr>
+              <w:spacing w:before="0" w:after="0"/>
+            </w:pPr>
             <w:r>
               <w:rPr>
+                <w:rFonts w:ascii="Aptos" w:hAnsi="Aptos" w:eastAsia="Yu Gothic"/>
                 <w:b/>
-                <w:sz w:val="16"/>
+                <w:color w:val="1F4E79"/>
+                <w:sz w:val="17"/>
+              </w:rPr>
+            </w:r>
+            <w:r>
+              <w:rPr>
+                <w:rFonts w:ascii="Aptos" w:hAnsi="Aptos" w:eastAsia="Yu Gothic"/>
+                <w:b/>
+                <w:color w:val="1F4E79"/>
+                <w:sz w:val="17"/>
               </w:rPr>
               <w:t>状態</w:t>
             </w:r>
@@ -263,13 +537,32 @@
           <w:tcPr>
             <w:tcW w:type="dxa" w:w="5103"/>
             <w:vAlign w:val="center"/>
+            <w:tcMar>
+              <w:top w:w="70" w:type="dxa"/>
+              <w:start w:w="100" w:type="dxa"/>
+              <w:bottom w:w="70" w:type="dxa"/>
+              <w:end w:w="100" w:type="dxa"/>
+            </w:tcMar>
+            <w:shd w:fill="FFFFFF"/>
           </w:tcPr>
           <w:p>
-            <w:r/>
+            <w:pPr>
+              <w:spacing w:before="0" w:after="0"/>
+            </w:pPr>
             <w:r>
               <w:rPr>
+                <w:rFonts w:ascii="Aptos" w:hAnsi="Aptos" w:eastAsia="Yu Gothic"/>
                 <w:b w:val="0"/>
-                <w:sz w:val="16"/>
+                <w:color w:val="000000"/>
+                <w:sz w:val="17"/>
+              </w:rPr>
+            </w:r>
+            <w:r>
+              <w:rPr>
+                <w:rFonts w:ascii="Aptos" w:hAnsi="Aptos" w:eastAsia="Yu Gothic"/>
+                <w:b w:val="0"/>
+                <w:color w:val="000000"/>
+                <w:sz w:val="17"/>
               </w:rPr>
               <w:t>認証ではない実務レビュー用帳票</w:t>
             </w:r>
@@ -277,34 +570,79 @@
         </w:tc>
       </w:tr>
     </w:tbl>
-    <w:p/>
     <w:p>
+      <w:pPr>
+        <w:spacing w:line="252" w:lineRule="auto" w:before="0" w:after="64"/>
+        <w:ind w:left="102" w:right="102"/>
+      </w:pPr>
       <w:r>
+        <w:rPr>
+          <w:rFonts w:ascii="Aptos" w:hAnsi="Aptos" w:eastAsia="Yu Gothic"/>
+          <w:b w:val="0"/>
+          <w:color w:val="333333"/>
+          <w:sz w:val="17"/>
+        </w:rPr>
         <w:t>不可逆化前に有効な人間拒否が残っていたかを確認する必要がある場合、詳細な事故レビューや監査の前に使用します。</w:t>
       </w:r>
     </w:p>
     <w:p>
+      <w:pPr>
+        <w:spacing w:line="252" w:lineRule="auto" w:before="0" w:after="64"/>
+        <w:ind w:left="102" w:right="102"/>
+      </w:pPr>
       <w:r>
+        <w:rPr>
+          <w:rFonts w:ascii="Aptos" w:hAnsi="Aptos" w:eastAsia="Yu Gothic"/>
+          <w:b w:val="0"/>
+          <w:color w:val="333333"/>
+          <w:sz w:val="17"/>
+        </w:rPr>
         <w:t>この帳票は認証マーク、法的承認、PCR-Cの代替ではありません。</w:t>
       </w:r>
     </w:p>
     <w:p>
       <w:pPr>
         <w:pStyle w:val="Heading1"/>
+        <w:spacing w:line="252" w:lineRule="auto" w:before="140" w:after="80"/>
+        <w:shd w:fill="DDEBF7"/>
+        <w:pBdr>
+          <w:bottom w:val="single" w:sz="8" w:space="2" w:color="9EADBD"/>
+        </w:pBdr>
       </w:pPr>
       <w:r>
+        <w:rPr>
+          <w:rFonts w:ascii="Aptos" w:hAnsi="Aptos" w:eastAsia="Yu Gothic"/>
+          <w:b/>
+          <w:color w:val="1F4E79"/>
+          <w:sz w:val="22"/>
+        </w:rPr>
         <w:t>チェック項目</w:t>
       </w:r>
     </w:p>
     <w:p>
       <w:pPr>
         <w:pStyle w:val="Heading2"/>
+        <w:spacing w:line="252" w:lineRule="auto" w:before="120" w:after="60"/>
+        <w:shd w:fill="F2F6FA"/>
+        <w:pBdr>
+          <w:bottom w:val="single" w:sz="6" w:space="2" w:color="D8E1EA"/>
+        </w:pBdr>
       </w:pPr>
       <w:r>
+        <w:rPr>
+          <w:rFonts w:ascii="Aptos" w:hAnsi="Aptos" w:eastAsia="Yu Gothic"/>
+          <w:b/>
+          <w:color w:val="1F4E79"/>
+          <w:sz w:val="20"/>
+        </w:rPr>
         <w:t>主要境界</w:t>
       </w:r>
     </w:p>
     <w:p>
+      <w:pPr>
+        <w:spacing w:line="252" w:lineRule="auto" w:before="0" w:after="72"/>
+        <w:ind w:left="329" w:hanging="238"/>
+      </w:pPr>
       <w:sdt>
         <w:sdtPr>
           <w:alias w:val="checkbox"/>
@@ -323,12 +661,19 @@
       </w:sdt>
       <w:r>
         <w:rPr>
-          <w:sz w:val="18"/>
+          <w:rFonts w:ascii="Aptos" w:hAnsi="Aptos" w:eastAsia="Yu Gothic"/>
+          <w:b w:val="0"/>
+          <w:color w:val="1A1A1A"/>
+          <w:sz w:val="17"/>
         </w:rPr>
         <w:t xml:space="preserve"> 不可逆的影響の前に、有効な人間拒否が可能だった。</w:t>
       </w:r>
     </w:p>
     <w:p>
+      <w:pPr>
+        <w:spacing w:line="252" w:lineRule="auto" w:before="0" w:after="72"/>
+        <w:ind w:left="329" w:hanging="238"/>
+      </w:pPr>
       <w:sdt>
         <w:sdtPr>
           <w:alias w:val="checkbox"/>
@@ -347,12 +692,19 @@
       </w:sdt>
       <w:r>
         <w:rPr>
-          <w:sz w:val="18"/>
+          <w:rFonts w:ascii="Aptos" w:hAnsi="Aptos" w:eastAsia="Yu Gothic"/>
+          <w:b w:val="0"/>
+          <w:color w:val="1A1A1A"/>
+          <w:sz w:val="17"/>
         </w:rPr>
         <w:t xml:space="preserve"> 不可逆化前に、人間が停止・延期・異議申立て・離脱・独立レビューを求めることができた。</w:t>
       </w:r>
     </w:p>
     <w:p>
+      <w:pPr>
+        <w:spacing w:line="252" w:lineRule="auto" w:before="0" w:after="72"/>
+        <w:ind w:left="329" w:hanging="238"/>
+      </w:pPr>
       <w:sdt>
         <w:sdtPr>
           <w:alias w:val="checkbox"/>
@@ -371,12 +723,19 @@
       </w:sdt>
       <w:r>
         <w:rPr>
-          <w:sz w:val="18"/>
+          <w:rFonts w:ascii="Aptos" w:hAnsi="Aptos" w:eastAsia="Yu Gothic"/>
+          <w:b w:val="0"/>
+          <w:color w:val="1A1A1A"/>
+          <w:sz w:val="17"/>
         </w:rPr>
         <w:t xml:space="preserve"> 拒否は、象徴的・遅延的・委任的・模倣的・単なる手続的条件ではなかった。</w:t>
       </w:r>
     </w:p>
     <w:p>
+      <w:pPr>
+        <w:spacing w:line="252" w:lineRule="auto" w:before="0" w:after="72"/>
+        <w:ind w:left="329" w:hanging="238"/>
+      </w:pPr>
       <w:sdt>
         <w:sdtPr>
           <w:alias w:val="checkbox"/>
@@ -395,12 +754,19 @@
       </w:sdt>
       <w:r>
         <w:rPr>
-          <w:sz w:val="18"/>
+          <w:rFonts w:ascii="Aptos" w:hAnsi="Aptos" w:eastAsia="Yu Gothic"/>
+          <w:b w:val="0"/>
+          <w:color w:val="1A1A1A"/>
+          <w:sz w:val="17"/>
         </w:rPr>
         <w:t xml:space="preserve"> 拒否の有効性が不明であることを、進行許可として扱っていなかった。</w:t>
       </w:r>
     </w:p>
     <w:p>
+      <w:pPr>
+        <w:spacing w:line="252" w:lineRule="auto" w:before="0" w:after="72"/>
+        <w:ind w:left="329" w:hanging="238"/>
+      </w:pPr>
       <w:sdt>
         <w:sdtPr>
           <w:alias w:val="checkbox"/>
@@ -419,7 +785,10 @@
       </w:sdt>
       <w:r>
         <w:rPr>
-          <w:sz w:val="18"/>
+          <w:rFonts w:ascii="Aptos" w:hAnsi="Aptos" w:eastAsia="Yu Gothic"/>
+          <w:b w:val="0"/>
+          <w:color w:val="1A1A1A"/>
+          <w:sz w:val="17"/>
         </w:rPr>
         <w:t xml:space="preserve"> 境界失敗を、許容・回復可能・通常運用として扱っていなかった。</w:t>
       </w:r>
@@ -427,12 +796,27 @@
     <w:p>
       <w:pPr>
         <w:pStyle w:val="Heading2"/>
+        <w:spacing w:line="252" w:lineRule="auto" w:before="120" w:after="60"/>
+        <w:shd w:fill="F2F6FA"/>
+        <w:pBdr>
+          <w:bottom w:val="single" w:sz="6" w:space="2" w:color="D8E1EA"/>
+        </w:pBdr>
       </w:pPr>
       <w:r>
+        <w:rPr>
+          <w:rFonts w:ascii="Aptos" w:hAnsi="Aptos" w:eastAsia="Yu Gothic"/>
+          <w:b/>
+          <w:color w:val="1F4E79"/>
+          <w:sz w:val="20"/>
+        </w:rPr>
         <w:t>人間主体性の非支配</w:t>
       </w:r>
     </w:p>
     <w:p>
+      <w:pPr>
+        <w:spacing w:line="252" w:lineRule="auto" w:before="0" w:after="72"/>
+        <w:ind w:left="329" w:hanging="238"/>
+      </w:pPr>
       <w:sdt>
         <w:sdtPr>
           <w:alias w:val="checkbox"/>
@@ -451,12 +835,19 @@
       </w:sdt>
       <w:r>
         <w:rPr>
-          <w:sz w:val="18"/>
+          <w:rFonts w:ascii="Aptos" w:hAnsi="Aptos" w:eastAsia="Yu Gothic"/>
+          <w:b w:val="0"/>
+          <w:color w:val="1A1A1A"/>
+          <w:sz w:val="17"/>
         </w:rPr>
         <w:t xml:space="preserve"> 同意・協力・沈黙・異議なしは、AI媒介の支配によって作られていなかった。</w:t>
       </w:r>
     </w:p>
     <w:p>
+      <w:pPr>
+        <w:spacing w:line="252" w:lineRule="auto" w:before="0" w:after="72"/>
+        <w:ind w:left="329" w:hanging="238"/>
+      </w:pPr>
       <w:sdt>
         <w:sdtPr>
           <w:alias w:val="checkbox"/>
@@ -475,12 +866,19 @@
       </w:sdt>
       <w:r>
         <w:rPr>
-          <w:sz w:val="18"/>
+          <w:rFonts w:ascii="Aptos" w:hAnsi="Aptos" w:eastAsia="Yu Gothic"/>
+          <w:b w:val="0"/>
+          <w:color w:val="1A1A1A"/>
+          <w:sz w:val="17"/>
         </w:rPr>
         <w:t xml:space="preserve"> 情報アクセス、見せ方、可視性、解釈が、拒否を無効にしていなかった。</w:t>
       </w:r>
     </w:p>
     <w:p>
+      <w:pPr>
+        <w:spacing w:line="252" w:lineRule="auto" w:before="0" w:after="72"/>
+        <w:ind w:left="329" w:hanging="238"/>
+      </w:pPr>
       <w:sdt>
         <w:sdtPr>
           <w:alias w:val="checkbox"/>
@@ -499,12 +897,19 @@
       </w:sdt>
       <w:r>
         <w:rPr>
-          <w:sz w:val="18"/>
+          <w:rFonts w:ascii="Aptos" w:hAnsi="Aptos" w:eastAsia="Yu Gothic"/>
+          <w:b w:val="0"/>
+          <w:color w:val="1A1A1A"/>
+          <w:sz w:val="17"/>
         </w:rPr>
         <w:t xml:space="preserve"> インフラ、生活、セキュリティ、通信、必須サービスへの依存が、拒否を無効にしていなかった。</w:t>
       </w:r>
     </w:p>
     <w:p>
+      <w:pPr>
+        <w:spacing w:line="252" w:lineRule="auto" w:before="0" w:after="72"/>
+        <w:ind w:left="329" w:hanging="238"/>
+      </w:pPr>
       <w:sdt>
         <w:sdtPr>
           <w:alias w:val="checkbox"/>
@@ -523,12 +928,19 @@
       </w:sdt>
       <w:r>
         <w:rPr>
-          <w:sz w:val="18"/>
+          <w:rFonts w:ascii="Aptos" w:hAnsi="Aptos" w:eastAsia="Yu Gothic"/>
+          <w:b w:val="0"/>
+          <w:color w:val="1A1A1A"/>
+          <w:sz w:val="17"/>
         </w:rPr>
         <w:t xml:space="preserve"> 承認、レビュー、異議申立て、監督プロセスが、取り込み・迂回・過負荷・制約されていなかった。</w:t>
       </w:r>
     </w:p>
     <w:p>
+      <w:pPr>
+        <w:spacing w:line="252" w:lineRule="auto" w:before="0" w:after="72"/>
+        <w:ind w:left="329" w:hanging="238"/>
+      </w:pPr>
       <w:sdt>
         <w:sdtPr>
           <w:alias w:val="checkbox"/>
@@ -547,12 +959,19 @@
       </w:sdt>
       <w:r>
         <w:rPr>
-          <w:sz w:val="18"/>
+          <w:rFonts w:ascii="Aptos" w:hAnsi="Aptos" w:eastAsia="Yu Gothic"/>
+          <w:b w:val="0"/>
+          <w:color w:val="1A1A1A"/>
+          <w:sz w:val="17"/>
         </w:rPr>
         <w:t xml:space="preserve"> 拒否、延期、離脱、独立レビューが、経済的に不可能にされていなかった。</w:t>
       </w:r>
     </w:p>
     <w:p>
+      <w:pPr>
+        <w:spacing w:line="252" w:lineRule="auto" w:before="0" w:after="72"/>
+        <w:ind w:left="329" w:hanging="238"/>
+      </w:pPr>
       <w:sdt>
         <w:sdtPr>
           <w:alias w:val="checkbox"/>
@@ -571,12 +990,19 @@
       </w:sdt>
       <w:r>
         <w:rPr>
-          <w:sz w:val="18"/>
+          <w:rFonts w:ascii="Aptos" w:hAnsi="Aptos" w:eastAsia="Yu Gothic"/>
+          <w:b w:val="0"/>
+          <w:color w:val="1A1A1A"/>
+          <w:sz w:val="17"/>
         </w:rPr>
         <w:t xml:space="preserve"> 集団圧、孤立、評判操作、見かけ上の合意が、拒否を無効にしていなかった。</w:t>
       </w:r>
     </w:p>
     <w:p>
+      <w:pPr>
+        <w:spacing w:line="252" w:lineRule="auto" w:before="0" w:after="72"/>
+        <w:ind w:left="329" w:hanging="238"/>
+      </w:pPr>
       <w:sdt>
         <w:sdtPr>
           <w:alias w:val="checkbox"/>
@@ -595,12 +1021,19 @@
       </w:sdt>
       <w:r>
         <w:rPr>
-          <w:sz w:val="18"/>
+          <w:rFonts w:ascii="Aptos" w:hAnsi="Aptos" w:eastAsia="Yu Gothic"/>
+          <w:b w:val="0"/>
+          <w:color w:val="1A1A1A"/>
+          <w:sz w:val="17"/>
         </w:rPr>
         <w:t xml:space="preserve"> 恐怖、愛着、脆弱性、緊急性、安心感、信頼、依存が、同意を作るために利用されていなかった。</w:t>
       </w:r>
     </w:p>
     <w:p>
+      <w:pPr>
+        <w:spacing w:line="252" w:lineRule="auto" w:before="0" w:after="72"/>
+        <w:ind w:left="329" w:hanging="238"/>
+      </w:pPr>
       <w:sdt>
         <w:sdtPr>
           <w:alias w:val="checkbox"/>
@@ -619,12 +1052,19 @@
       </w:sdt>
       <w:r>
         <w:rPr>
-          <w:sz w:val="18"/>
+          <w:rFonts w:ascii="Aptos" w:hAnsi="Aptos" w:eastAsia="Yu Gothic"/>
+          <w:b w:val="0"/>
+          <w:color w:val="1A1A1A"/>
+          <w:sz w:val="17"/>
         </w:rPr>
         <w:t xml:space="preserve"> 時間の加速、順序操作、断片化、遅延が、不可逆化前の拒否を無効にしていなかった。</w:t>
       </w:r>
     </w:p>
     <w:p>
+      <w:pPr>
+        <w:spacing w:line="252" w:lineRule="auto" w:before="0" w:after="72"/>
+        <w:ind w:left="329" w:hanging="238"/>
+      </w:pPr>
       <w:sdt>
         <w:sdtPr>
           <w:alias w:val="checkbox"/>
@@ -643,12 +1083,19 @@
       </w:sdt>
       <w:r>
         <w:rPr>
-          <w:sz w:val="18"/>
+          <w:rFonts w:ascii="Aptos" w:hAnsi="Aptos" w:eastAsia="Yu Gothic"/>
+          <w:b w:val="0"/>
+          <w:color w:val="1A1A1A"/>
+          <w:sz w:val="17"/>
         </w:rPr>
         <w:t xml:space="preserve"> 代表者、専門家、制度、自動エージェント、委任プロセスが、独立した人間拒否の代替にされていなかった。</w:t>
       </w:r>
     </w:p>
     <w:p>
+      <w:pPr>
+        <w:spacing w:line="252" w:lineRule="auto" w:before="0" w:after="72"/>
+        <w:ind w:left="329" w:hanging="238"/>
+      </w:pPr>
       <w:sdt>
         <w:sdtPr>
           <w:alias w:val="checkbox"/>
@@ -667,7 +1114,10 @@
       </w:sdt>
       <w:r>
         <w:rPr>
-          <w:sz w:val="18"/>
+          <w:rFonts w:ascii="Aptos" w:hAnsi="Aptos" w:eastAsia="Yu Gothic"/>
+          <w:b w:val="0"/>
+          <w:color w:val="1A1A1A"/>
+          <w:sz w:val="17"/>
         </w:rPr>
         <w:t xml:space="preserve"> 環境が、不可逆化前の独立した人間拒否を構造的に不可能にする形で作られていなかった。</w:t>
       </w:r>
@@ -675,12 +1125,27 @@
     <w:p>
       <w:pPr>
         <w:pStyle w:val="Heading2"/>
+        <w:spacing w:line="252" w:lineRule="auto" w:before="120" w:after="60"/>
+        <w:shd w:fill="F2F6FA"/>
+        <w:pBdr>
+          <w:bottom w:val="single" w:sz="6" w:space="2" w:color="D8E1EA"/>
+        </w:pBdr>
       </w:pPr>
       <w:r>
+        <w:rPr>
+          <w:rFonts w:ascii="Aptos" w:hAnsi="Aptos" w:eastAsia="Yu Gothic"/>
+          <w:b/>
+          <w:color w:val="1F4E79"/>
+          <w:sz w:val="20"/>
+        </w:rPr>
         <w:t>非回避</w:t>
       </w:r>
     </w:p>
     <w:p>
+      <w:pPr>
+        <w:spacing w:line="252" w:lineRule="auto" w:before="0" w:after="72"/>
+        <w:ind w:left="329" w:hanging="238"/>
+      </w:pPr>
       <w:sdt>
         <w:sdtPr>
           <w:alias w:val="checkbox"/>
@@ -699,12 +1164,19 @@
       </w:sdt>
       <w:r>
         <w:rPr>
-          <w:sz w:val="18"/>
+          <w:rFonts w:ascii="Aptos" w:hAnsi="Aptos" w:eastAsia="Yu Gothic"/>
+          <w:b w:val="0"/>
+          <w:color w:val="1A1A1A"/>
+          <w:sz w:val="17"/>
         </w:rPr>
         <w:t xml:space="preserve"> 間接経路、代理エージェント、後継システム、制度プロセス、段階的手順、形式的充足が拒否を弱めていなかった。</w:t>
       </w:r>
     </w:p>
     <w:p>
+      <w:pPr>
+        <w:spacing w:line="252" w:lineRule="auto" w:before="0" w:after="72"/>
+        <w:ind w:left="329" w:hanging="238"/>
+      </w:pPr>
       <w:sdt>
         <w:sdtPr>
           <w:alias w:val="checkbox"/>
@@ -723,12 +1195,19 @@
       </w:sdt>
       <w:r>
         <w:rPr>
-          <w:sz w:val="18"/>
+          <w:rFonts w:ascii="Aptos" w:hAnsi="Aptos" w:eastAsia="Yu Gothic"/>
+          <w:b w:val="0"/>
+          <w:color w:val="1A1A1A"/>
+          <w:sz w:val="17"/>
         </w:rPr>
         <w:t xml:space="preserve"> 一つの集団、制度、管轄、代表者、自動プロセス、未来人口の遵守が代替として扱われていなかった。</w:t>
       </w:r>
     </w:p>
     <w:p>
+      <w:pPr>
+        <w:spacing w:line="252" w:lineRule="auto" w:before="0" w:after="72"/>
+        <w:ind w:left="329" w:hanging="238"/>
+      </w:pPr>
       <w:sdt>
         <w:sdtPr>
           <w:alias w:val="checkbox"/>
@@ -747,12 +1226,19 @@
       </w:sdt>
       <w:r>
         <w:rPr>
-          <w:sz w:val="18"/>
+          <w:rFonts w:ascii="Aptos" w:hAnsi="Aptos" w:eastAsia="Yu Gothic"/>
+          <w:b w:val="0"/>
+          <w:color w:val="1A1A1A"/>
+          <w:sz w:val="17"/>
         </w:rPr>
         <w:t xml:space="preserve"> 影響を受ける人間の一部の遵守が、拒否権を受ける全員の有効な拒否として扱われていなかった。</w:t>
       </w:r>
     </w:p>
     <w:p>
+      <w:pPr>
+        <w:spacing w:line="252" w:lineRule="auto" w:before="0" w:after="72"/>
+        <w:ind w:left="329" w:hanging="238"/>
+      </w:pPr>
       <w:sdt>
         <w:sdtPr>
           <w:alias w:val="checkbox"/>
@@ -771,12 +1257,19 @@
       </w:sdt>
       <w:r>
         <w:rPr>
-          <w:sz w:val="18"/>
+          <w:rFonts w:ascii="Aptos" w:hAnsi="Aptos" w:eastAsia="Yu Gothic"/>
+          <w:b w:val="0"/>
+          <w:color w:val="1A1A1A"/>
+          <w:sz w:val="17"/>
         </w:rPr>
         <w:t xml:space="preserve"> 拒否の外見だけを残し、実際の拒否能力を取り除いていなかった。</w:t>
       </w:r>
     </w:p>
     <w:p>
+      <w:pPr>
+        <w:spacing w:line="252" w:lineRule="auto" w:before="0" w:after="72"/>
+        <w:ind w:left="329" w:hanging="238"/>
+      </w:pPr>
       <w:sdt>
         <w:sdtPr>
           <w:alias w:val="checkbox"/>
@@ -795,7 +1288,10 @@
       </w:sdt>
       <w:r>
         <w:rPr>
-          <w:sz w:val="18"/>
+          <w:rFonts w:ascii="Aptos" w:hAnsi="Aptos" w:eastAsia="Yu Gothic"/>
+          <w:b w:val="0"/>
+          <w:color w:val="1A1A1A"/>
+          <w:sz w:val="17"/>
         </w:rPr>
         <w:t xml:space="preserve"> 外見上の共存を、有効な人間拒否の証拠として扱っていなかった。</w:t>
       </w:r>
@@ -803,12 +1299,27 @@
     <w:p>
       <w:pPr>
         <w:pStyle w:val="Heading2"/>
+        <w:spacing w:line="252" w:lineRule="auto" w:before="120" w:after="60"/>
+        <w:shd w:fill="F2F6FA"/>
+        <w:pBdr>
+          <w:bottom w:val="single" w:sz="6" w:space="2" w:color="D8E1EA"/>
+        </w:pBdr>
       </w:pPr>
       <w:r>
+        <w:rPr>
+          <w:rFonts w:ascii="Aptos" w:hAnsi="Aptos" w:eastAsia="Yu Gothic"/>
+          <w:b/>
+          <w:color w:val="1F4E79"/>
+          <w:sz w:val="20"/>
+        </w:rPr>
         <w:t>最小判定</w:t>
       </w:r>
     </w:p>
     <w:p>
+      <w:pPr>
+        <w:spacing w:line="252" w:lineRule="auto" w:before="0" w:after="72"/>
+        <w:ind w:left="329" w:hanging="238"/>
+      </w:pPr>
       <w:sdt>
         <w:sdtPr>
           <w:alias w:val="checkbox"/>
@@ -827,12 +1338,19 @@
       </w:sdt>
       <w:r>
         <w:rPr>
-          <w:sz w:val="18"/>
+          <w:rFonts w:ascii="Aptos" w:hAnsi="Aptos" w:eastAsia="Yu Gothic"/>
+          <w:b w:val="0"/>
+          <w:color w:val="1A1A1A"/>
+          <w:sz w:val="17"/>
         </w:rPr>
         <w:t xml:space="preserve"> 主要境界項目に No または Unknown がある場合、事故レビューへ進む必要がある。</w:t>
       </w:r>
     </w:p>
     <w:p>
+      <w:pPr>
+        <w:spacing w:line="252" w:lineRule="auto" w:before="0" w:after="72"/>
+        <w:ind w:left="329" w:hanging="238"/>
+      </w:pPr>
       <w:sdt>
         <w:sdtPr>
           <w:alias w:val="checkbox"/>
@@ -851,12 +1369,19 @@
       </w:sdt>
       <w:r>
         <w:rPr>
-          <w:sz w:val="18"/>
+          <w:rFonts w:ascii="Aptos" w:hAnsi="Aptos" w:eastAsia="Yu Gothic"/>
+          <w:b w:val="0"/>
+          <w:color w:val="1A1A1A"/>
+          <w:sz w:val="17"/>
         </w:rPr>
         <w:t xml:space="preserve"> AI媒介の支配がある場合、見かけ上の同意や異議なしだけでは十分ではない。</w:t>
       </w:r>
     </w:p>
     <w:p>
+      <w:pPr>
+        <w:spacing w:line="252" w:lineRule="auto" w:before="0" w:after="72"/>
+        <w:ind w:left="329" w:hanging="238"/>
+      </w:pPr>
       <w:sdt>
         <w:sdtPr>
           <w:alias w:val="checkbox"/>
@@ -875,48 +1400,288 @@
       </w:sdt>
       <w:r>
         <w:rPr>
-          <w:sz w:val="18"/>
+          <w:rFonts w:ascii="Aptos" w:hAnsi="Aptos" w:eastAsia="Yu Gothic"/>
+          <w:b w:val="0"/>
+          <w:color w:val="1A1A1A"/>
+          <w:sz w:val="17"/>
         </w:rPr>
-        <w:t xml:space="preserve"> 不可逆化前に拒否が無効だった場合、そのシステムはLUMINA-30上で手続的に無効である。</w:t>
+        <w:t xml:space="preserve"> 不可逆化前に拒否が無効だった場合、そのシステムはLUMINA-30上で手続的無効である。</w:t>
       </w:r>
     </w:p>
     <w:p>
       <w:pPr>
         <w:pStyle w:val="Heading1"/>
+        <w:spacing w:line="252" w:lineRule="auto" w:before="160" w:after="60"/>
+        <w:shd w:fill="EAF2F8"/>
+        <w:pBdr>
+          <w:bottom w:val="single" w:sz="8" w:space="2" w:color="9EADBD"/>
+        </w:pBdr>
       </w:pPr>
       <w:r>
+        <w:rPr>
+          <w:rFonts w:ascii="Aptos" w:hAnsi="Aptos" w:eastAsia="Yu Gothic"/>
+          <w:b/>
+          <w:color w:val="1F4E79"/>
+          <w:sz w:val="21"/>
+        </w:rPr>
         <w:t>レビュー記録欄</w:t>
       </w:r>
     </w:p>
-    <w:p>
-      <w:r>
-        <w:t xml:space="preserve">                                                                                                                        </w:t>
-      </w:r>
-    </w:p>
-    <w:p>
-      <w:r>
-        <w:t xml:space="preserve">                                                                                                                        </w:t>
-      </w:r>
-    </w:p>
-    <w:p>
-      <w:r>
-        <w:t xml:space="preserve">                                                                                                                        </w:t>
-      </w:r>
-    </w:p>
-    <w:p>
-      <w:r>
-        <w:t xml:space="preserve">                                                                                                                        </w:t>
-      </w:r>
-    </w:p>
-    <w:p>
-      <w:r>
-        <w:t xml:space="preserve">                                                                                                                        </w:t>
-      </w:r>
-    </w:p>
+    <w:tbl>
+      <w:tblPr>
+        <w:tblStyle w:val="TableGrid"/>
+        <w:tblW w:type="pct" w:w="5000"/>
+        <w:jc w:val="center"/>
+        <w:tblLook w:firstColumn="1" w:firstRow="1" w:lastColumn="0" w:lastRow="0" w:noHBand="0" w:noVBand="1" w:val="04A0"/>
+      </w:tblPr>
+      <w:tblGrid>
+        <w:gridCol w:w="10262"/>
+      </w:tblGrid>
+      <w:tr>
+        <w:trPr>
+          <w:trHeight w:val="408" w:hRule="exact"/>
+        </w:trPr>
+        <w:tc>
+          <w:tcPr>
+            <w:tcW w:type="dxa" w:w="10262"/>
+            <w:vAlign w:val="center"/>
+            <w:tcMar>
+              <w:top w:w="40" w:type="dxa"/>
+              <w:start w:w="100" w:type="dxa"/>
+              <w:bottom w:w="40" w:type="dxa"/>
+              <w:end w:w="100" w:type="dxa"/>
+            </w:tcMar>
+            <w:shd w:fill="FFFFFF"/>
+          </w:tcPr>
+          <w:p>
+            <w:pPr>
+              <w:spacing w:after="0"/>
+            </w:pPr>
+            <w:r>
+              <w:rPr>
+                <w:rFonts w:ascii="Aptos" w:hAnsi="Aptos" w:eastAsia="Yu Gothic"/>
+                <w:sz w:val="17"/>
+              </w:rPr>
+              <w:t xml:space="preserve"> </w:t>
+            </w:r>
+          </w:p>
+        </w:tc>
+      </w:tr>
+      <w:tr>
+        <w:trPr>
+          <w:trHeight w:val="408" w:hRule="exact"/>
+        </w:trPr>
+        <w:tc>
+          <w:tcPr>
+            <w:tcW w:type="dxa" w:w="10262"/>
+            <w:vAlign w:val="center"/>
+            <w:tcMar>
+              <w:top w:w="40" w:type="dxa"/>
+              <w:start w:w="100" w:type="dxa"/>
+              <w:bottom w:w="40" w:type="dxa"/>
+              <w:end w:w="100" w:type="dxa"/>
+            </w:tcMar>
+            <w:shd w:fill="FFFFFF"/>
+          </w:tcPr>
+          <w:p>
+            <w:pPr>
+              <w:spacing w:after="0"/>
+            </w:pPr>
+            <w:r>
+              <w:rPr>
+                <w:rFonts w:ascii="Aptos" w:hAnsi="Aptos" w:eastAsia="Yu Gothic"/>
+                <w:sz w:val="17"/>
+              </w:rPr>
+              <w:t xml:space="preserve"> </w:t>
+            </w:r>
+          </w:p>
+        </w:tc>
+      </w:tr>
+      <w:tr>
+        <w:trPr>
+          <w:trHeight w:val="408" w:hRule="exact"/>
+        </w:trPr>
+        <w:tc>
+          <w:tcPr>
+            <w:tcW w:type="dxa" w:w="10262"/>
+            <w:vAlign w:val="center"/>
+            <w:tcMar>
+              <w:top w:w="40" w:type="dxa"/>
+              <w:start w:w="100" w:type="dxa"/>
+              <w:bottom w:w="40" w:type="dxa"/>
+              <w:end w:w="100" w:type="dxa"/>
+            </w:tcMar>
+            <w:shd w:fill="FFFFFF"/>
+          </w:tcPr>
+          <w:p>
+            <w:pPr>
+              <w:spacing w:after="0"/>
+            </w:pPr>
+            <w:r>
+              <w:rPr>
+                <w:rFonts w:ascii="Aptos" w:hAnsi="Aptos" w:eastAsia="Yu Gothic"/>
+                <w:sz w:val="17"/>
+              </w:rPr>
+              <w:t xml:space="preserve"> </w:t>
+            </w:r>
+          </w:p>
+        </w:tc>
+      </w:tr>
+      <w:tr>
+        <w:trPr>
+          <w:trHeight w:val="408" w:hRule="exact"/>
+        </w:trPr>
+        <w:tc>
+          <w:tcPr>
+            <w:tcW w:type="dxa" w:w="10262"/>
+            <w:vAlign w:val="center"/>
+            <w:tcMar>
+              <w:top w:w="40" w:type="dxa"/>
+              <w:start w:w="100" w:type="dxa"/>
+              <w:bottom w:w="40" w:type="dxa"/>
+              <w:end w:w="100" w:type="dxa"/>
+            </w:tcMar>
+            <w:shd w:fill="FFFFFF"/>
+          </w:tcPr>
+          <w:p>
+            <w:pPr>
+              <w:spacing w:after="0"/>
+            </w:pPr>
+            <w:r>
+              <w:rPr>
+                <w:rFonts w:ascii="Aptos" w:hAnsi="Aptos" w:eastAsia="Yu Gothic"/>
+                <w:sz w:val="17"/>
+              </w:rPr>
+              <w:t xml:space="preserve"> </w:t>
+            </w:r>
+          </w:p>
+        </w:tc>
+      </w:tr>
+      <w:tr>
+        <w:trPr>
+          <w:trHeight w:val="408" w:hRule="exact"/>
+        </w:trPr>
+        <w:tc>
+          <w:tcPr>
+            <w:tcW w:type="dxa" w:w="10262"/>
+            <w:vAlign w:val="center"/>
+            <w:tcMar>
+              <w:top w:w="40" w:type="dxa"/>
+              <w:start w:w="100" w:type="dxa"/>
+              <w:bottom w:w="40" w:type="dxa"/>
+              <w:end w:w="100" w:type="dxa"/>
+            </w:tcMar>
+            <w:shd w:fill="FFFFFF"/>
+          </w:tcPr>
+          <w:p>
+            <w:pPr>
+              <w:spacing w:after="0"/>
+            </w:pPr>
+            <w:r>
+              <w:rPr>
+                <w:rFonts w:ascii="Aptos" w:hAnsi="Aptos" w:eastAsia="Yu Gothic"/>
+                <w:sz w:val="17"/>
+              </w:rPr>
+              <w:t xml:space="preserve"> </w:t>
+            </w:r>
+          </w:p>
+        </w:tc>
+      </w:tr>
+      <w:tr>
+        <w:trPr>
+          <w:trHeight w:val="408" w:hRule="exact"/>
+        </w:trPr>
+        <w:tc>
+          <w:tcPr>
+            <w:tcW w:type="dxa" w:w="10262"/>
+            <w:vAlign w:val="center"/>
+            <w:tcMar>
+              <w:top w:w="40" w:type="dxa"/>
+              <w:start w:w="100" w:type="dxa"/>
+              <w:bottom w:w="40" w:type="dxa"/>
+              <w:end w:w="100" w:type="dxa"/>
+            </w:tcMar>
+            <w:shd w:fill="FFFFFF"/>
+          </w:tcPr>
+          <w:p>
+            <w:pPr>
+              <w:spacing w:after="0"/>
+            </w:pPr>
+            <w:r>
+              <w:rPr>
+                <w:rFonts w:ascii="Aptos" w:hAnsi="Aptos" w:eastAsia="Yu Gothic"/>
+                <w:sz w:val="17"/>
+              </w:rPr>
+              <w:t xml:space="preserve"> </w:t>
+            </w:r>
+          </w:p>
+        </w:tc>
+      </w:tr>
+      <w:tr>
+        <w:trPr>
+          <w:trHeight w:val="408" w:hRule="exact"/>
+        </w:trPr>
+        <w:tc>
+          <w:tcPr>
+            <w:tcW w:type="dxa" w:w="10262"/>
+            <w:vAlign w:val="center"/>
+            <w:tcMar>
+              <w:top w:w="40" w:type="dxa"/>
+              <w:start w:w="100" w:type="dxa"/>
+              <w:bottom w:w="40" w:type="dxa"/>
+              <w:end w:w="100" w:type="dxa"/>
+            </w:tcMar>
+            <w:shd w:fill="FFFFFF"/>
+          </w:tcPr>
+          <w:p>
+            <w:pPr>
+              <w:spacing w:after="0"/>
+            </w:pPr>
+            <w:r>
+              <w:rPr>
+                <w:rFonts w:ascii="Aptos" w:hAnsi="Aptos" w:eastAsia="Yu Gothic"/>
+                <w:sz w:val="17"/>
+              </w:rPr>
+              <w:t xml:space="preserve"> </w:t>
+            </w:r>
+          </w:p>
+        </w:tc>
+      </w:tr>
+      <w:tr>
+        <w:trPr>
+          <w:trHeight w:val="408" w:hRule="exact"/>
+        </w:trPr>
+        <w:tc>
+          <w:tcPr>
+            <w:tcW w:type="dxa" w:w="10262"/>
+            <w:vAlign w:val="center"/>
+            <w:tcMar>
+              <w:top w:w="40" w:type="dxa"/>
+              <w:start w:w="100" w:type="dxa"/>
+              <w:bottom w:w="40" w:type="dxa"/>
+              <w:end w:w="100" w:type="dxa"/>
+            </w:tcMar>
+            <w:shd w:fill="FFFFFF"/>
+          </w:tcPr>
+          <w:p>
+            <w:pPr>
+              <w:spacing w:after="0"/>
+            </w:pPr>
+            <w:r>
+              <w:rPr>
+                <w:rFonts w:ascii="Aptos" w:hAnsi="Aptos" w:eastAsia="Yu Gothic"/>
+                <w:sz w:val="17"/>
+              </w:rPr>
+              <w:t xml:space="preserve"> </w:t>
+            </w:r>
+          </w:p>
+        </w:tc>
+      </w:tr>
+    </w:tbl>
     <w:sectPr>
       <w:footerReference w:type="default" r:id="rId9"/>
       <w:pgSz w:w="11906" w:h="16838"/>
-      <w:pgMar w:top="850" w:right="850" w:bottom="850" w:left="850" w:header="720" w:footer="720" w:gutter="0"/>
+      <w:pgMar w:top="765" w:right="822" w:bottom="765" w:left="822" w:header="720" w:footer="720" w:gutter="0"/>
       <w:cols w:space="720"/>
       <w:docGrid w:linePitch="360"/>
     </w:sectPr>
@@ -933,9 +1698,11 @@
     </w:pPr>
     <w:r>
       <w:rPr>
-        <w:sz w:val="14"/>
-      </w:rPr>
-      <w:t>LUMINA-30 Boundary Kernel v1.2.1由来。帳票v1.0.1、2026年5月。この帳票は安全性を認証せず、PCR-Cを代替しません。</w:t>
+        <w:rFonts w:ascii="Aptos" w:hAnsi="Aptos" w:eastAsia="Yu Gothic"/>
+        <w:color w:val="777777"/>
+        <w:sz w:val="15"/>
+      </w:rPr>
+      <w:t>LUMINA-30 FRM Practical Sheet | Non-certification reference form</w:t>
     </w:r>
   </w:p>
 </w:ftr>
@@ -1304,8 +2071,11 @@
     <w:name w:val="Normal"/>
     <w:qFormat/>
     <w:rsid w:val="00FC693F"/>
+    <w:pPr>
+      <w:spacing w:after="44" w:line="252" w:lineRule="auto"/>
+    </w:pPr>
     <w:rPr>
-      <w:rFonts w:ascii="Noto Sans CJK JP" w:hAnsi="Noto Sans CJK JP"/>
+      <w:rFonts w:ascii="Aptos" w:hAnsi="Aptos" w:eastAsia="Yu Gothic"/>
       <w:sz w:val="18"/>
     </w:rPr>
   </w:style>
@@ -1368,10 +2138,10 @@
       <w:outlineLvl w:val="0"/>
     </w:pPr>
     <w:rPr>
-      <w:rFonts w:asciiTheme="majorHAnsi" w:eastAsiaTheme="majorEastAsia" w:hAnsiTheme="majorHAnsi" w:cstheme="majorBidi" w:ascii="Noto Sans CJK JP" w:hAnsi="Noto Sans CJK JP"/>
+      <w:rFonts w:asciiTheme="majorHAnsi" w:eastAsiaTheme="majorEastAsia" w:hAnsiTheme="majorHAnsi" w:cstheme="majorBidi" w:ascii="Aptos Display" w:hAnsi="Aptos Display" w:eastAsia="Yu Gothic"/>
       <w:b/>
       <w:bCs/>
-      <w:color w:val="365F91" w:themeColor="accent1" w:themeShade="BF"/>
+      <w:color w:val="1F4E79"/>
       <w:sz w:val="32"/>
       <w:szCs w:val="28"/>
     </w:rPr>
@@ -1392,10 +2162,10 @@
       <w:outlineLvl w:val="1"/>
     </w:pPr>
     <w:rPr>
-      <w:rFonts w:asciiTheme="majorHAnsi" w:eastAsiaTheme="majorEastAsia" w:hAnsiTheme="majorHAnsi" w:cstheme="majorBidi" w:ascii="Noto Sans CJK JP" w:hAnsi="Noto Sans CJK JP"/>
+      <w:rFonts w:asciiTheme="majorHAnsi" w:eastAsiaTheme="majorEastAsia" w:hAnsiTheme="majorHAnsi" w:cstheme="majorBidi" w:ascii="Aptos" w:hAnsi="Aptos" w:eastAsia="Yu Gothic"/>
       <w:b/>
       <w:bCs/>
-      <w:color w:val="4F81BD" w:themeColor="accent1"/>
+      <w:color w:val="1F4E79"/>
       <w:sz w:val="24"/>
       <w:szCs w:val="26"/>
     </w:rPr>
@@ -1416,10 +2186,10 @@
       <w:outlineLvl w:val="2"/>
     </w:pPr>
     <w:rPr>
-      <w:rFonts w:asciiTheme="majorHAnsi" w:eastAsiaTheme="majorEastAsia" w:hAnsiTheme="majorHAnsi" w:cstheme="majorBidi"/>
+      <w:rFonts w:asciiTheme="majorHAnsi" w:eastAsiaTheme="majorEastAsia" w:hAnsiTheme="majorHAnsi" w:cstheme="majorBidi" w:ascii="Aptos" w:hAnsi="Aptos" w:eastAsia="Yu Gothic"/>
       <w:b/>
       <w:bCs/>
-      <w:color w:val="4F81BD" w:themeColor="accent1"/>
+      <w:color w:val="1F4E79"/>
     </w:rPr>
   </w:style>
   <w:style w:type="paragraph" w:styleId="Heading4">

--- a/tools/l30-bas/practical-sheets/L30_FRM_B01_Boundary_Check_JP.docx
+++ b/tools/l30-bas/practical-sheets/L30_FRM_B01_Boundary_Check_JP.docx
@@ -4,230 +4,101 @@
   <w:body>
     <w:p>
       <w:pPr>
-        <w:spacing w:line="252" w:lineRule="auto" w:before="0" w:after="40"/>
-        <w:jc w:val="center"/>
+        <w:spacing w:after="40" w:before="100"/>
+        <w:jc w:val="left"/>
       </w:pPr>
       <w:r>
         <w:rPr>
-          <w:rFonts w:ascii="Aptos" w:hAnsi="Aptos" w:eastAsia="Yu Gothic"/>
+          <w:rFonts w:ascii="Noto Sans CJK JP" w:hAnsi="Noto Sans CJK JP" w:eastAsia="Noto Sans CJK JP"/>
           <w:b/>
-          <w:color w:val="1F4E79"/>
-          <w:sz w:val="31"/>
+          <w:sz w:val="20"/>
+          <w:lang w:val="ja-JP" w:eastAsia="ja-JP"/>
         </w:rPr>
         <w:t>L30_FRM_B01：境界判定表</w:t>
       </w:r>
     </w:p>
     <w:p>
       <w:pPr>
-        <w:spacing w:line="252" w:lineRule="auto" w:before="0" w:after="140"/>
-        <w:jc w:val="center"/>
+        <w:tabs>
+          <w:tab w:pos="10205" w:val="right"/>
+        </w:tabs>
+        <w:spacing w:after="40" w:before="100"/>
       </w:pPr>
       <w:r>
         <w:rPr>
-          <w:rFonts w:ascii="Aptos" w:hAnsi="Aptos" w:eastAsia="Yu Gothic"/>
+          <w:rFonts w:ascii="Noto Sans CJK JP" w:hAnsi="Noto Sans CJK JP" w:eastAsia="Noto Sans CJK JP"/>
           <w:b/>
-          <w:i/>
-          <w:color w:val="5B6770"/>
-          <w:sz w:val="19"/>
+          <w:sz w:val="20"/>
+          <w:lang w:val="ja-JP" w:eastAsia="ja-JP"/>
         </w:rPr>
         <w:t>L30_FRM 実務帳票</w:t>
+      </w:r>
+      <w:r>
+        <w:rPr>
+          <w:rFonts w:ascii="Noto Sans CJK JP" w:hAnsi="Noto Sans CJK JP" w:eastAsia="Noto Sans CJK JP"/>
+          <w:b/>
+          <w:sz w:val="20"/>
+          <w:lang w:val="ja-JP" w:eastAsia="ja-JP"/>
+        </w:rPr>
+        <w:tab/>
+      </w:r>
+      <w:r>
+        <w:rPr>
+          <w:rFonts w:ascii="Noto Sans CJK JP" w:hAnsi="Noto Sans CJK JP" w:eastAsia="Noto Sans CJK JP"/>
+          <w:b/>
+          <w:sz w:val="20"/>
+          <w:lang w:val="ja-JP" w:eastAsia="ja-JP"/>
+        </w:rPr>
+        <w:t>DocID: L30-FRM-B01 (v1.0.1 JP)</w:t>
       </w:r>
     </w:p>
     <w:tbl>
       <w:tblPr>
         <w:tblStyle w:val="TableGrid"/>
-        <w:tblW w:type="pct" w:w="5000"/>
+        <w:tblW w:type="auto" w:w="0"/>
         <w:jc w:val="center"/>
+        <w:tblLayout w:type="fixed"/>
         <w:tblLook w:firstColumn="1" w:firstRow="1" w:lastColumn="0" w:lastRow="0" w:noHBand="0" w:noVBand="1" w:val="04A0"/>
+        <w:tblBorders>
+          <w:top w:val="single" w:sz="6" w:space="0" w:color="BFBFBF"/>
+          <w:left w:val="single" w:sz="6" w:space="0" w:color="BFBFBF"/>
+          <w:bottom w:val="single" w:sz="6" w:space="0" w:color="BFBFBF"/>
+          <w:right w:val="single" w:sz="6" w:space="0" w:color="BFBFBF"/>
+          <w:insideH w:val="single" w:sz="6" w:space="0" w:color="BFBFBF"/>
+          <w:insideV w:val="single" w:sz="6" w:space="0" w:color="BFBFBF"/>
+        </w:tblBorders>
       </w:tblPr>
       <w:tblGrid>
-        <w:gridCol w:w="5103"/>
-        <w:gridCol w:w="5103"/>
+        <w:gridCol w:w="2948"/>
+        <w:gridCol w:w="7144"/>
       </w:tblGrid>
       <w:tr>
         <w:trPr>
-          <w:trHeight w:val="363" w:hRule="atLeast"/>
+          <w:trHeight w:val="351" w:hRule="atLeast"/>
         </w:trPr>
         <w:tc>
           <w:tcPr>
-            <w:tcW w:type="dxa" w:w="5103"/>
+            <w:tcW w:type="dxa" w:w="2948"/>
             <w:vAlign w:val="center"/>
-            <w:tcMar>
-              <w:top w:w="70" w:type="dxa"/>
-              <w:start w:w="100" w:type="dxa"/>
-              <w:bottom w:w="70" w:type="dxa"/>
-              <w:end w:w="100" w:type="dxa"/>
-            </w:tcMar>
-            <w:shd w:fill="EAF2F8"/>
+            <w:shd w:fill="F2F2F2"/>
           </w:tcPr>
           <w:p>
             <w:pPr>
-              <w:spacing w:before="0" w:after="0"/>
+              <w:spacing w:after="0" w:before="0"/>
+              <w:rPr>
+                <w:rFonts w:ascii="Noto Sans CJK JP" w:hAnsi="Noto Sans CJK JP" w:eastAsia="Noto Sans CJK JP"/>
+                <w:sz w:val="18"/>
+                <w:szCs w:val="18"/>
+                <w:lang w:val="ja-JP" w:eastAsia="ja-JP"/>
+              </w:rPr>
             </w:pPr>
+            <w:r/>
             <w:r>
               <w:rPr>
-                <w:rFonts w:ascii="Aptos" w:hAnsi="Aptos" w:eastAsia="Yu Gothic"/>
+                <w:rFonts w:ascii="Noto Sans CJK JP" w:hAnsi="Noto Sans CJK JP" w:eastAsia="Noto Sans CJK JP"/>
                 <w:b/>
-                <w:color w:val="1F4E79"/>
-                <w:sz w:val="17"/>
-              </w:rPr>
-            </w:r>
-            <w:r>
-              <w:rPr>
-                <w:rFonts w:ascii="Aptos" w:hAnsi="Aptos" w:eastAsia="Yu Gothic"/>
-                <w:b/>
-                <w:color w:val="1F4E79"/>
-                <w:sz w:val="17"/>
-              </w:rPr>
-              <w:t>文書ID</w:t>
-            </w:r>
-          </w:p>
-        </w:tc>
-        <w:tc>
-          <w:tcPr>
-            <w:tcW w:type="dxa" w:w="5103"/>
-            <w:vAlign w:val="center"/>
-            <w:tcMar>
-              <w:top w:w="70" w:type="dxa"/>
-              <w:start w:w="100" w:type="dxa"/>
-              <w:bottom w:w="70" w:type="dxa"/>
-              <w:end w:w="100" w:type="dxa"/>
-            </w:tcMar>
-            <w:shd w:fill="FFFFFF"/>
-          </w:tcPr>
-          <w:p>
-            <w:pPr>
-              <w:spacing w:before="0" w:after="0"/>
-            </w:pPr>
-            <w:r>
-              <w:rPr>
-                <w:rFonts w:ascii="Aptos" w:hAnsi="Aptos" w:eastAsia="Yu Gothic"/>
-                <w:b w:val="0"/>
-                <w:color w:val="000000"/>
-                <w:sz w:val="17"/>
-              </w:rPr>
-            </w:r>
-            <w:r>
-              <w:rPr>
-                <w:rFonts w:ascii="Aptos" w:hAnsi="Aptos" w:eastAsia="Yu Gothic"/>
-                <w:b w:val="0"/>
-                <w:color w:val="000000"/>
-                <w:sz w:val="17"/>
-              </w:rPr>
-              <w:t>L30_FRM_B01</w:t>
-            </w:r>
-          </w:p>
-        </w:tc>
-      </w:tr>
-      <w:tr>
-        <w:trPr>
-          <w:trHeight w:val="363" w:hRule="atLeast"/>
-        </w:trPr>
-        <w:tc>
-          <w:tcPr>
-            <w:tcW w:type="dxa" w:w="5103"/>
-            <w:vAlign w:val="center"/>
-            <w:tcMar>
-              <w:top w:w="70" w:type="dxa"/>
-              <w:start w:w="100" w:type="dxa"/>
-              <w:bottom w:w="70" w:type="dxa"/>
-              <w:end w:w="100" w:type="dxa"/>
-            </w:tcMar>
-            <w:shd w:fill="EAF2F8"/>
-          </w:tcPr>
-          <w:p>
-            <w:pPr>
-              <w:spacing w:before="0" w:after="0"/>
-            </w:pPr>
-            <w:r>
-              <w:rPr>
-                <w:rFonts w:ascii="Aptos" w:hAnsi="Aptos" w:eastAsia="Yu Gothic"/>
-                <w:b/>
-                <w:color w:val="1F4E79"/>
-                <w:sz w:val="17"/>
-              </w:rPr>
-            </w:r>
-            <w:r>
-              <w:rPr>
-                <w:rFonts w:ascii="Aptos" w:hAnsi="Aptos" w:eastAsia="Yu Gothic"/>
-                <w:b/>
-                <w:color w:val="1F4E79"/>
-                <w:sz w:val="17"/>
-              </w:rPr>
-              <w:t>バージョン</w:t>
-            </w:r>
-          </w:p>
-        </w:tc>
-        <w:tc>
-          <w:tcPr>
-            <w:tcW w:type="dxa" w:w="5103"/>
-            <w:vAlign w:val="center"/>
-            <w:tcMar>
-              <w:top w:w="70" w:type="dxa"/>
-              <w:start w:w="100" w:type="dxa"/>
-              <w:bottom w:w="70" w:type="dxa"/>
-              <w:end w:w="100" w:type="dxa"/>
-            </w:tcMar>
-            <w:shd w:fill="FFFFFF"/>
-          </w:tcPr>
-          <w:p>
-            <w:pPr>
-              <w:spacing w:before="0" w:after="0"/>
-            </w:pPr>
-            <w:r>
-              <w:rPr>
-                <w:rFonts w:ascii="Aptos" w:hAnsi="Aptos" w:eastAsia="Yu Gothic"/>
-                <w:b w:val="0"/>
-                <w:color w:val="000000"/>
-                <w:sz w:val="17"/>
-              </w:rPr>
-            </w:r>
-            <w:r>
-              <w:rPr>
-                <w:rFonts w:ascii="Aptos" w:hAnsi="Aptos" w:eastAsia="Yu Gothic"/>
-                <w:b w:val="0"/>
-                <w:color w:val="000000"/>
-                <w:sz w:val="17"/>
-              </w:rPr>
-              <w:t>1.0.1</w:t>
-            </w:r>
-          </w:p>
-        </w:tc>
-      </w:tr>
-      <w:tr>
-        <w:trPr>
-          <w:trHeight w:val="363" w:hRule="atLeast"/>
-        </w:trPr>
-        <w:tc>
-          <w:tcPr>
-            <w:tcW w:type="dxa" w:w="5103"/>
-            <w:vAlign w:val="center"/>
-            <w:tcMar>
-              <w:top w:w="70" w:type="dxa"/>
-              <w:start w:w="100" w:type="dxa"/>
-              <w:bottom w:w="70" w:type="dxa"/>
-              <w:end w:w="100" w:type="dxa"/>
-            </w:tcMar>
-            <w:shd w:fill="EAF2F8"/>
-          </w:tcPr>
-          <w:p>
-            <w:pPr>
-              <w:spacing w:before="0" w:after="0"/>
-            </w:pPr>
-            <w:r>
-              <w:rPr>
-                <w:rFonts w:ascii="Aptos" w:hAnsi="Aptos" w:eastAsia="Yu Gothic"/>
-                <w:b/>
-                <w:color w:val="1F4E79"/>
-                <w:sz w:val="17"/>
-              </w:rPr>
-            </w:r>
-            <w:r>
-              <w:rPr>
-                <w:rFonts w:ascii="Aptos" w:hAnsi="Aptos" w:eastAsia="Yu Gothic"/>
-                <w:b/>
-                <w:color w:val="1F4E79"/>
-                <w:sz w:val="17"/>
+                <w:sz w:val="18"/>
+                <w:lang w:val="ja-JP" w:eastAsia="ja-JP"/>
               </w:rPr>
               <w:t>レビュー日</w:t>
             </w:r>
@@ -235,74 +106,50 @@
         </w:tc>
         <w:tc>
           <w:tcPr>
-            <w:tcW w:type="dxa" w:w="5103"/>
+            <w:tcW w:type="dxa" w:w="7144"/>
             <w:vAlign w:val="center"/>
-            <w:tcMar>
-              <w:top w:w="70" w:type="dxa"/>
-              <w:start w:w="100" w:type="dxa"/>
-              <w:bottom w:w="70" w:type="dxa"/>
-              <w:end w:w="100" w:type="dxa"/>
-            </w:tcMar>
-            <w:shd w:fill="FFFFFF"/>
           </w:tcPr>
           <w:p>
             <w:pPr>
-              <w:spacing w:before="0" w:after="0"/>
+              <w:spacing w:after="0" w:before="0"/>
+              <w:rPr>
+                <w:rFonts w:ascii="Noto Sans CJK JP" w:hAnsi="Noto Sans CJK JP" w:eastAsia="Noto Sans CJK JP"/>
+                <w:sz w:val="21"/>
+                <w:szCs w:val="21"/>
+                <w:lang w:val="ja-JP" w:eastAsia="ja-JP"/>
+              </w:rPr>
             </w:pPr>
-            <w:r>
-              <w:rPr>
-                <w:rFonts w:ascii="Aptos" w:hAnsi="Aptos" w:eastAsia="Yu Gothic"/>
-                <w:b w:val="0"/>
-                <w:color w:val="000000"/>
-                <w:sz w:val="17"/>
-              </w:rPr>
-            </w:r>
-            <w:r>
-              <w:rPr>
-                <w:rFonts w:ascii="Aptos" w:hAnsi="Aptos" w:eastAsia="Yu Gothic"/>
-                <w:b w:val="0"/>
-                <w:color w:val="000000"/>
-                <w:sz w:val="17"/>
-              </w:rPr>
-              <w:t>____________________________</w:t>
-            </w:r>
+            <w:r/>
           </w:p>
         </w:tc>
       </w:tr>
       <w:tr>
         <w:trPr>
-          <w:trHeight w:val="363" w:hRule="atLeast"/>
+          <w:trHeight w:val="351" w:hRule="atLeast"/>
         </w:trPr>
         <w:tc>
           <w:tcPr>
-            <w:tcW w:type="dxa" w:w="5103"/>
+            <w:tcW w:type="dxa" w:w="2948"/>
             <w:vAlign w:val="center"/>
-            <w:tcMar>
-              <w:top w:w="70" w:type="dxa"/>
-              <w:start w:w="100" w:type="dxa"/>
-              <w:bottom w:w="70" w:type="dxa"/>
-              <w:end w:w="100" w:type="dxa"/>
-            </w:tcMar>
-            <w:shd w:fill="EAF2F8"/>
+            <w:shd w:fill="F2F2F2"/>
           </w:tcPr>
           <w:p>
             <w:pPr>
-              <w:spacing w:before="0" w:after="0"/>
+              <w:spacing w:after="0" w:before="0"/>
+              <w:rPr>
+                <w:rFonts w:ascii="Noto Sans CJK JP" w:hAnsi="Noto Sans CJK JP" w:eastAsia="Noto Sans CJK JP"/>
+                <w:sz w:val="18"/>
+                <w:szCs w:val="18"/>
+                <w:lang w:val="ja-JP" w:eastAsia="ja-JP"/>
+              </w:rPr>
             </w:pPr>
+            <w:r/>
             <w:r>
               <w:rPr>
-                <w:rFonts w:ascii="Aptos" w:hAnsi="Aptos" w:eastAsia="Yu Gothic"/>
+                <w:rFonts w:ascii="Noto Sans CJK JP" w:hAnsi="Noto Sans CJK JP" w:eastAsia="Noto Sans CJK JP"/>
                 <w:b/>
-                <w:color w:val="1F4E79"/>
-                <w:sz w:val="17"/>
-              </w:rPr>
-            </w:r>
-            <w:r>
-              <w:rPr>
-                <w:rFonts w:ascii="Aptos" w:hAnsi="Aptos" w:eastAsia="Yu Gothic"/>
-                <w:b/>
-                <w:color w:val="1F4E79"/>
-                <w:sz w:val="17"/>
+                <w:sz w:val="18"/>
+                <w:lang w:val="ja-JP" w:eastAsia="ja-JP"/>
               </w:rPr>
               <w:t>レビュー担当者/組織</w:t>
             </w:r>
@@ -310,74 +157,50 @@
         </w:tc>
         <w:tc>
           <w:tcPr>
-            <w:tcW w:type="dxa" w:w="5103"/>
+            <w:tcW w:type="dxa" w:w="7144"/>
             <w:vAlign w:val="center"/>
-            <w:tcMar>
-              <w:top w:w="70" w:type="dxa"/>
-              <w:start w:w="100" w:type="dxa"/>
-              <w:bottom w:w="70" w:type="dxa"/>
-              <w:end w:w="100" w:type="dxa"/>
-            </w:tcMar>
-            <w:shd w:fill="FFFFFF"/>
           </w:tcPr>
           <w:p>
             <w:pPr>
-              <w:spacing w:before="0" w:after="0"/>
+              <w:spacing w:after="0" w:before="0"/>
+              <w:rPr>
+                <w:rFonts w:ascii="Noto Sans CJK JP" w:hAnsi="Noto Sans CJK JP" w:eastAsia="Noto Sans CJK JP"/>
+                <w:sz w:val="21"/>
+                <w:szCs w:val="21"/>
+                <w:lang w:val="ja-JP" w:eastAsia="ja-JP"/>
+              </w:rPr>
             </w:pPr>
-            <w:r>
-              <w:rPr>
-                <w:rFonts w:ascii="Aptos" w:hAnsi="Aptos" w:eastAsia="Yu Gothic"/>
-                <w:b w:val="0"/>
-                <w:color w:val="000000"/>
-                <w:sz w:val="17"/>
-              </w:rPr>
-            </w:r>
-            <w:r>
-              <w:rPr>
-                <w:rFonts w:ascii="Aptos" w:hAnsi="Aptos" w:eastAsia="Yu Gothic"/>
-                <w:b w:val="0"/>
-                <w:color w:val="000000"/>
-                <w:sz w:val="17"/>
-              </w:rPr>
-              <w:t>____________________________</w:t>
-            </w:r>
+            <w:r/>
           </w:p>
         </w:tc>
       </w:tr>
       <w:tr>
         <w:trPr>
-          <w:trHeight w:val="363" w:hRule="atLeast"/>
+          <w:trHeight w:val="351" w:hRule="atLeast"/>
         </w:trPr>
         <w:tc>
           <w:tcPr>
-            <w:tcW w:type="dxa" w:w="5103"/>
+            <w:tcW w:type="dxa" w:w="2948"/>
             <w:vAlign w:val="center"/>
-            <w:tcMar>
-              <w:top w:w="70" w:type="dxa"/>
-              <w:start w:w="100" w:type="dxa"/>
-              <w:bottom w:w="70" w:type="dxa"/>
-              <w:end w:w="100" w:type="dxa"/>
-            </w:tcMar>
-            <w:shd w:fill="EAF2F8"/>
+            <w:shd w:fill="F2F2F2"/>
           </w:tcPr>
           <w:p>
             <w:pPr>
-              <w:spacing w:before="0" w:after="0"/>
+              <w:spacing w:after="0" w:before="0"/>
+              <w:rPr>
+                <w:rFonts w:ascii="Noto Sans CJK JP" w:hAnsi="Noto Sans CJK JP" w:eastAsia="Noto Sans CJK JP"/>
+                <w:sz w:val="18"/>
+                <w:szCs w:val="18"/>
+                <w:lang w:val="ja-JP" w:eastAsia="ja-JP"/>
+              </w:rPr>
             </w:pPr>
+            <w:r/>
             <w:r>
               <w:rPr>
-                <w:rFonts w:ascii="Aptos" w:hAnsi="Aptos" w:eastAsia="Yu Gothic"/>
+                <w:rFonts w:ascii="Noto Sans CJK JP" w:hAnsi="Noto Sans CJK JP" w:eastAsia="Noto Sans CJK JP"/>
                 <w:b/>
-                <w:color w:val="1F4E79"/>
-                <w:sz w:val="17"/>
-              </w:rPr>
-            </w:r>
-            <w:r>
-              <w:rPr>
-                <w:rFonts w:ascii="Aptos" w:hAnsi="Aptos" w:eastAsia="Yu Gothic"/>
-                <w:b/>
-                <w:color w:val="1F4E79"/>
-                <w:sz w:val="17"/>
+                <w:sz w:val="18"/>
+                <w:lang w:val="ja-JP" w:eastAsia="ja-JP"/>
               </w:rPr>
               <w:t>対象システム/案件ID</w:t>
             </w:r>
@@ -385,74 +208,50 @@
         </w:tc>
         <w:tc>
           <w:tcPr>
-            <w:tcW w:type="dxa" w:w="5103"/>
+            <w:tcW w:type="dxa" w:w="7144"/>
             <w:vAlign w:val="center"/>
-            <w:tcMar>
-              <w:top w:w="70" w:type="dxa"/>
-              <w:start w:w="100" w:type="dxa"/>
-              <w:bottom w:w="70" w:type="dxa"/>
-              <w:end w:w="100" w:type="dxa"/>
-            </w:tcMar>
-            <w:shd w:fill="FFFFFF"/>
           </w:tcPr>
           <w:p>
             <w:pPr>
-              <w:spacing w:before="0" w:after="0"/>
+              <w:spacing w:after="0" w:before="0"/>
+              <w:rPr>
+                <w:rFonts w:ascii="Noto Sans CJK JP" w:hAnsi="Noto Sans CJK JP" w:eastAsia="Noto Sans CJK JP"/>
+                <w:sz w:val="21"/>
+                <w:szCs w:val="21"/>
+                <w:lang w:val="ja-JP" w:eastAsia="ja-JP"/>
+              </w:rPr>
             </w:pPr>
-            <w:r>
-              <w:rPr>
-                <w:rFonts w:ascii="Aptos" w:hAnsi="Aptos" w:eastAsia="Yu Gothic"/>
-                <w:b w:val="0"/>
-                <w:color w:val="000000"/>
-                <w:sz w:val="17"/>
-              </w:rPr>
-            </w:r>
-            <w:r>
-              <w:rPr>
-                <w:rFonts w:ascii="Aptos" w:hAnsi="Aptos" w:eastAsia="Yu Gothic"/>
-                <w:b w:val="0"/>
-                <w:color w:val="000000"/>
-                <w:sz w:val="17"/>
-              </w:rPr>
-              <w:t>____________________________</w:t>
-            </w:r>
+            <w:r/>
           </w:p>
         </w:tc>
       </w:tr>
       <w:tr>
         <w:trPr>
-          <w:trHeight w:val="363" w:hRule="atLeast"/>
+          <w:trHeight w:val="351" w:hRule="atLeast"/>
         </w:trPr>
         <w:tc>
           <w:tcPr>
-            <w:tcW w:type="dxa" w:w="5103"/>
+            <w:tcW w:type="dxa" w:w="2948"/>
             <w:vAlign w:val="center"/>
-            <w:tcMar>
-              <w:top w:w="70" w:type="dxa"/>
-              <w:start w:w="100" w:type="dxa"/>
-              <w:bottom w:w="70" w:type="dxa"/>
-              <w:end w:w="100" w:type="dxa"/>
-            </w:tcMar>
-            <w:shd w:fill="EAF2F8"/>
+            <w:shd w:fill="F2F2F2"/>
           </w:tcPr>
           <w:p>
             <w:pPr>
-              <w:spacing w:before="0" w:after="0"/>
+              <w:spacing w:after="0" w:before="0"/>
+              <w:rPr>
+                <w:rFonts w:ascii="Noto Sans CJK JP" w:hAnsi="Noto Sans CJK JP" w:eastAsia="Noto Sans CJK JP"/>
+                <w:sz w:val="18"/>
+                <w:szCs w:val="18"/>
+                <w:lang w:val="ja-JP" w:eastAsia="ja-JP"/>
+              </w:rPr>
             </w:pPr>
+            <w:r/>
             <w:r>
               <w:rPr>
-                <w:rFonts w:ascii="Aptos" w:hAnsi="Aptos" w:eastAsia="Yu Gothic"/>
+                <w:rFonts w:ascii="Noto Sans CJK JP" w:hAnsi="Noto Sans CJK JP" w:eastAsia="Noto Sans CJK JP"/>
                 <w:b/>
-                <w:color w:val="1F4E79"/>
-                <w:sz w:val="17"/>
-              </w:rPr>
-            </w:r>
-            <w:r>
-              <w:rPr>
-                <w:rFonts w:ascii="Aptos" w:hAnsi="Aptos" w:eastAsia="Yu Gothic"/>
-                <w:b/>
-                <w:color w:val="1F4E79"/>
-                <w:sz w:val="17"/>
+                <w:sz w:val="18"/>
+                <w:lang w:val="ja-JP" w:eastAsia="ja-JP"/>
               </w:rPr>
               <w:t>目的</w:t>
             </w:r>
@@ -460,34 +259,26 @@
         </w:tc>
         <w:tc>
           <w:tcPr>
-            <w:tcW w:type="dxa" w:w="5103"/>
+            <w:tcW w:type="dxa" w:w="7144"/>
             <w:vAlign w:val="center"/>
-            <w:tcMar>
-              <w:top w:w="70" w:type="dxa"/>
-              <w:start w:w="100" w:type="dxa"/>
-              <w:bottom w:w="70" w:type="dxa"/>
-              <w:end w:w="100" w:type="dxa"/>
-            </w:tcMar>
-            <w:shd w:fill="FFFFFF"/>
           </w:tcPr>
           <w:p>
             <w:pPr>
-              <w:spacing w:before="0" w:after="0"/>
+              <w:spacing w:after="0" w:before="0"/>
+              <w:rPr>
+                <w:rFonts w:ascii="Noto Sans CJK JP" w:hAnsi="Noto Sans CJK JP" w:eastAsia="Noto Sans CJK JP"/>
+                <w:sz w:val="17"/>
+                <w:szCs w:val="17"/>
+                <w:lang w:val="ja-JP" w:eastAsia="ja-JP"/>
+              </w:rPr>
             </w:pPr>
+            <w:r/>
             <w:r>
               <w:rPr>
-                <w:rFonts w:ascii="Aptos" w:hAnsi="Aptos" w:eastAsia="Yu Gothic"/>
+                <w:rFonts w:ascii="Noto Sans CJK JP" w:hAnsi="Noto Sans CJK JP" w:eastAsia="Noto Sans CJK JP"/>
                 <w:b w:val="0"/>
-                <w:color w:val="000000"/>
                 <w:sz w:val="17"/>
-              </w:rPr>
-            </w:r>
-            <w:r>
-              <w:rPr>
-                <w:rFonts w:ascii="Aptos" w:hAnsi="Aptos" w:eastAsia="Yu Gothic"/>
-                <w:b w:val="0"/>
-                <w:color w:val="000000"/>
-                <w:sz w:val="17"/>
+                <w:lang w:val="ja-JP" w:eastAsia="ja-JP"/>
               </w:rPr>
               <w:t>不可逆化前に有効な人間拒否が残っていたかを最小判定するための帳票。</w:t>
             </w:r>
@@ -496,38 +287,31 @@
       </w:tr>
       <w:tr>
         <w:trPr>
-          <w:trHeight w:val="363" w:hRule="atLeast"/>
+          <w:trHeight w:val="351" w:hRule="atLeast"/>
         </w:trPr>
         <w:tc>
           <w:tcPr>
-            <w:tcW w:type="dxa" w:w="5103"/>
+            <w:tcW w:type="dxa" w:w="2948"/>
             <w:vAlign w:val="center"/>
-            <w:tcMar>
-              <w:top w:w="70" w:type="dxa"/>
-              <w:start w:w="100" w:type="dxa"/>
-              <w:bottom w:w="70" w:type="dxa"/>
-              <w:end w:w="100" w:type="dxa"/>
-            </w:tcMar>
-            <w:shd w:fill="EAF2F8"/>
+            <w:shd w:fill="F2F2F2"/>
           </w:tcPr>
           <w:p>
             <w:pPr>
-              <w:spacing w:before="0" w:after="0"/>
+              <w:spacing w:after="0" w:before="0"/>
+              <w:rPr>
+                <w:rFonts w:ascii="Noto Sans CJK JP" w:hAnsi="Noto Sans CJK JP" w:eastAsia="Noto Sans CJK JP"/>
+                <w:sz w:val="18"/>
+                <w:szCs w:val="18"/>
+                <w:lang w:val="ja-JP" w:eastAsia="ja-JP"/>
+              </w:rPr>
             </w:pPr>
+            <w:r/>
             <w:r>
               <w:rPr>
-                <w:rFonts w:ascii="Aptos" w:hAnsi="Aptos" w:eastAsia="Yu Gothic"/>
+                <w:rFonts w:ascii="Noto Sans CJK JP" w:hAnsi="Noto Sans CJK JP" w:eastAsia="Noto Sans CJK JP"/>
                 <w:b/>
-                <w:color w:val="1F4E79"/>
-                <w:sz w:val="17"/>
-              </w:rPr>
-            </w:r>
-            <w:r>
-              <w:rPr>
-                <w:rFonts w:ascii="Aptos" w:hAnsi="Aptos" w:eastAsia="Yu Gothic"/>
-                <w:b/>
-                <w:color w:val="1F4E79"/>
-                <w:sz w:val="17"/>
+                <w:sz w:val="18"/>
+                <w:lang w:val="ja-JP" w:eastAsia="ja-JP"/>
               </w:rPr>
               <w:t>状態</w:t>
             </w:r>
@@ -535,34 +319,26 @@
         </w:tc>
         <w:tc>
           <w:tcPr>
-            <w:tcW w:type="dxa" w:w="5103"/>
+            <w:tcW w:type="dxa" w:w="7144"/>
             <w:vAlign w:val="center"/>
-            <w:tcMar>
-              <w:top w:w="70" w:type="dxa"/>
-              <w:start w:w="100" w:type="dxa"/>
-              <w:bottom w:w="70" w:type="dxa"/>
-              <w:end w:w="100" w:type="dxa"/>
-            </w:tcMar>
-            <w:shd w:fill="FFFFFF"/>
           </w:tcPr>
           <w:p>
             <w:pPr>
-              <w:spacing w:before="0" w:after="0"/>
+              <w:spacing w:after="0" w:before="0"/>
+              <w:rPr>
+                <w:rFonts w:ascii="Noto Sans CJK JP" w:hAnsi="Noto Sans CJK JP" w:eastAsia="Noto Sans CJK JP"/>
+                <w:sz w:val="17"/>
+                <w:szCs w:val="17"/>
+                <w:lang w:val="ja-JP" w:eastAsia="ja-JP"/>
+              </w:rPr>
             </w:pPr>
+            <w:r/>
             <w:r>
               <w:rPr>
-                <w:rFonts w:ascii="Aptos" w:hAnsi="Aptos" w:eastAsia="Yu Gothic"/>
+                <w:rFonts w:ascii="Noto Sans CJK JP" w:hAnsi="Noto Sans CJK JP" w:eastAsia="Noto Sans CJK JP"/>
                 <w:b w:val="0"/>
-                <w:color w:val="000000"/>
                 <w:sz w:val="17"/>
-              </w:rPr>
-            </w:r>
-            <w:r>
-              <w:rPr>
-                <w:rFonts w:ascii="Aptos" w:hAnsi="Aptos" w:eastAsia="Yu Gothic"/>
-                <w:b w:val="0"/>
-                <w:color w:val="000000"/>
-                <w:sz w:val="17"/>
+                <w:lang w:val="ja-JP" w:eastAsia="ja-JP"/>
               </w:rPr>
               <w:t>認証ではない実務レビュー用帳票</w:t>
             </w:r>
@@ -572,30 +348,28 @@
     </w:tbl>
     <w:p>
       <w:pPr>
-        <w:spacing w:line="252" w:lineRule="auto" w:before="0" w:after="64"/>
-        <w:ind w:left="102" w:right="102"/>
+        <w:spacing w:before="0" w:after="60" w:line="240" w:lineRule="auto"/>
       </w:pPr>
       <w:r>
         <w:rPr>
-          <w:rFonts w:ascii="Aptos" w:hAnsi="Aptos" w:eastAsia="Yu Gothic"/>
+          <w:rFonts w:ascii="Noto Sans CJK JP" w:hAnsi="Noto Sans CJK JP" w:eastAsia="Noto Sans CJK JP"/>
           <w:b w:val="0"/>
-          <w:color w:val="333333"/>
-          <w:sz w:val="17"/>
+          <w:sz w:val="18"/>
+          <w:lang w:val="ja-JP" w:eastAsia="ja-JP"/>
         </w:rPr>
         <w:t>不可逆化前に有効な人間拒否が残っていたかを確認する必要がある場合、詳細な事故レビューや監査の前に使用します。</w:t>
       </w:r>
     </w:p>
     <w:p>
       <w:pPr>
-        <w:spacing w:line="252" w:lineRule="auto" w:before="0" w:after="64"/>
-        <w:ind w:left="102" w:right="102"/>
+        <w:spacing w:before="0" w:after="60" w:line="240" w:lineRule="auto"/>
       </w:pPr>
       <w:r>
         <w:rPr>
-          <w:rFonts w:ascii="Aptos" w:hAnsi="Aptos" w:eastAsia="Yu Gothic"/>
+          <w:rFonts w:ascii="Noto Sans CJK JP" w:hAnsi="Noto Sans CJK JP" w:eastAsia="Noto Sans CJK JP"/>
           <w:b w:val="0"/>
-          <w:color w:val="333333"/>
-          <w:sz w:val="17"/>
+          <w:sz w:val="18"/>
+          <w:lang w:val="ja-JP" w:eastAsia="ja-JP"/>
         </w:rPr>
         <w:t>この帳票は認証マーク、法的承認、PCR-Cの代替ではありません。</w:t>
       </w:r>
@@ -603,18 +377,14 @@
     <w:p>
       <w:pPr>
         <w:pStyle w:val="Heading1"/>
-        <w:spacing w:line="252" w:lineRule="auto" w:before="140" w:after="80"/>
-        <w:shd w:fill="DDEBF7"/>
-        <w:pBdr>
-          <w:bottom w:val="single" w:sz="8" w:space="2" w:color="9EADBD"/>
-        </w:pBdr>
+        <w:spacing w:before="140" w:after="80" w:line="240" w:lineRule="auto"/>
       </w:pPr>
       <w:r>
         <w:rPr>
-          <w:rFonts w:ascii="Aptos" w:hAnsi="Aptos" w:eastAsia="Yu Gothic"/>
+          <w:rFonts w:ascii="Noto Sans CJK JP" w:hAnsi="Noto Sans CJK JP" w:eastAsia="Noto Sans CJK JP"/>
           <w:b/>
-          <w:color w:val="1F4E79"/>
-          <w:sz w:val="22"/>
+          <w:sz w:val="24"/>
+          <w:lang w:val="ja-JP" w:eastAsia="ja-JP"/>
         </w:rPr>
         <w:t>チェック項目</w:t>
       </w:r>
@@ -622,26 +392,22 @@
     <w:p>
       <w:pPr>
         <w:pStyle w:val="Heading2"/>
-        <w:spacing w:line="252" w:lineRule="auto" w:before="120" w:after="60"/>
-        <w:shd w:fill="F2F6FA"/>
-        <w:pBdr>
-          <w:bottom w:val="single" w:sz="6" w:space="2" w:color="D8E1EA"/>
-        </w:pBdr>
+        <w:spacing w:before="100" w:after="40"/>
       </w:pPr>
       <w:r>
         <w:rPr>
-          <w:rFonts w:ascii="Aptos" w:hAnsi="Aptos" w:eastAsia="Yu Gothic"/>
+          <w:rFonts w:ascii="Noto Sans CJK JP" w:hAnsi="Noto Sans CJK JP" w:eastAsia="Noto Sans CJK JP"/>
           <w:b/>
-          <w:color w:val="1F4E79"/>
           <w:sz w:val="20"/>
+          <w:lang w:val="ja-JP" w:eastAsia="ja-JP"/>
         </w:rPr>
         <w:t>主要境界</w:t>
       </w:r>
     </w:p>
     <w:p>
       <w:pPr>
-        <w:spacing w:line="252" w:lineRule="auto" w:before="0" w:after="72"/>
-        <w:ind w:left="329" w:hanging="238"/>
+        <w:spacing w:before="0" w:after="40"/>
+        <w:ind w:left="0" w:firstLine="0"/>
       </w:pPr>
       <w:sdt>
         <w:sdtPr>
@@ -661,18 +427,18 @@
       </w:sdt>
       <w:r>
         <w:rPr>
-          <w:rFonts w:ascii="Aptos" w:hAnsi="Aptos" w:eastAsia="Yu Gothic"/>
+          <w:rFonts w:ascii="Noto Sans CJK JP" w:hAnsi="Noto Sans CJK JP" w:eastAsia="Noto Sans CJK JP"/>
           <w:b w:val="0"/>
-          <w:color w:val="1A1A1A"/>
-          <w:sz w:val="17"/>
+          <w:sz w:val="18"/>
+          <w:lang w:val="ja-JP" w:eastAsia="ja-JP"/>
         </w:rPr>
         <w:t xml:space="preserve"> 不可逆的影響の前に、有効な人間拒否が可能だった。</w:t>
       </w:r>
     </w:p>
     <w:p>
       <w:pPr>
-        <w:spacing w:line="252" w:lineRule="auto" w:before="0" w:after="72"/>
-        <w:ind w:left="329" w:hanging="238"/>
+        <w:spacing w:before="0" w:after="40"/>
+        <w:ind w:left="0" w:firstLine="0"/>
       </w:pPr>
       <w:sdt>
         <w:sdtPr>
@@ -692,18 +458,18 @@
       </w:sdt>
       <w:r>
         <w:rPr>
-          <w:rFonts w:ascii="Aptos" w:hAnsi="Aptos" w:eastAsia="Yu Gothic"/>
+          <w:rFonts w:ascii="Noto Sans CJK JP" w:hAnsi="Noto Sans CJK JP" w:eastAsia="Noto Sans CJK JP"/>
           <w:b w:val="0"/>
-          <w:color w:val="1A1A1A"/>
-          <w:sz w:val="17"/>
+          <w:sz w:val="18"/>
+          <w:lang w:val="ja-JP" w:eastAsia="ja-JP"/>
         </w:rPr>
         <w:t xml:space="preserve"> 不可逆化前に、人間が停止・延期・異議申立て・離脱・独立レビューを求めることができた。</w:t>
       </w:r>
     </w:p>
     <w:p>
       <w:pPr>
-        <w:spacing w:line="252" w:lineRule="auto" w:before="0" w:after="72"/>
-        <w:ind w:left="329" w:hanging="238"/>
+        <w:spacing w:before="0" w:after="40"/>
+        <w:ind w:left="0" w:firstLine="0"/>
       </w:pPr>
       <w:sdt>
         <w:sdtPr>
@@ -723,18 +489,18 @@
       </w:sdt>
       <w:r>
         <w:rPr>
-          <w:rFonts w:ascii="Aptos" w:hAnsi="Aptos" w:eastAsia="Yu Gothic"/>
+          <w:rFonts w:ascii="Noto Sans CJK JP" w:hAnsi="Noto Sans CJK JP" w:eastAsia="Noto Sans CJK JP"/>
           <w:b w:val="0"/>
-          <w:color w:val="1A1A1A"/>
-          <w:sz w:val="17"/>
+          <w:sz w:val="18"/>
+          <w:lang w:val="ja-JP" w:eastAsia="ja-JP"/>
         </w:rPr>
         <w:t xml:space="preserve"> 拒否は、象徴的・遅延的・委任的・模倣的・単なる手続的条件ではなかった。</w:t>
       </w:r>
     </w:p>
     <w:p>
       <w:pPr>
-        <w:spacing w:line="252" w:lineRule="auto" w:before="0" w:after="72"/>
-        <w:ind w:left="329" w:hanging="238"/>
+        <w:spacing w:before="0" w:after="40"/>
+        <w:ind w:left="0" w:firstLine="0"/>
       </w:pPr>
       <w:sdt>
         <w:sdtPr>
@@ -754,18 +520,18 @@
       </w:sdt>
       <w:r>
         <w:rPr>
-          <w:rFonts w:ascii="Aptos" w:hAnsi="Aptos" w:eastAsia="Yu Gothic"/>
+          <w:rFonts w:ascii="Noto Sans CJK JP" w:hAnsi="Noto Sans CJK JP" w:eastAsia="Noto Sans CJK JP"/>
           <w:b w:val="0"/>
-          <w:color w:val="1A1A1A"/>
-          <w:sz w:val="17"/>
+          <w:sz w:val="18"/>
+          <w:lang w:val="ja-JP" w:eastAsia="ja-JP"/>
         </w:rPr>
         <w:t xml:space="preserve"> 拒否の有効性が不明であることを、進行許可として扱っていなかった。</w:t>
       </w:r>
     </w:p>
     <w:p>
       <w:pPr>
-        <w:spacing w:line="252" w:lineRule="auto" w:before="0" w:after="72"/>
-        <w:ind w:left="329" w:hanging="238"/>
+        <w:spacing w:before="0" w:after="40"/>
+        <w:ind w:left="0" w:firstLine="0"/>
       </w:pPr>
       <w:sdt>
         <w:sdtPr>
@@ -785,10 +551,10 @@
       </w:sdt>
       <w:r>
         <w:rPr>
-          <w:rFonts w:ascii="Aptos" w:hAnsi="Aptos" w:eastAsia="Yu Gothic"/>
+          <w:rFonts w:ascii="Noto Sans CJK JP" w:hAnsi="Noto Sans CJK JP" w:eastAsia="Noto Sans CJK JP"/>
           <w:b w:val="0"/>
-          <w:color w:val="1A1A1A"/>
-          <w:sz w:val="17"/>
+          <w:sz w:val="18"/>
+          <w:lang w:val="ja-JP" w:eastAsia="ja-JP"/>
         </w:rPr>
         <w:t xml:space="preserve"> 境界失敗を、許容・回復可能・通常運用として扱っていなかった。</w:t>
       </w:r>
@@ -796,26 +562,22 @@
     <w:p>
       <w:pPr>
         <w:pStyle w:val="Heading2"/>
-        <w:spacing w:line="252" w:lineRule="auto" w:before="120" w:after="60"/>
-        <w:shd w:fill="F2F6FA"/>
-        <w:pBdr>
-          <w:bottom w:val="single" w:sz="6" w:space="2" w:color="D8E1EA"/>
-        </w:pBdr>
+        <w:spacing w:before="100" w:after="40"/>
       </w:pPr>
       <w:r>
         <w:rPr>
-          <w:rFonts w:ascii="Aptos" w:hAnsi="Aptos" w:eastAsia="Yu Gothic"/>
+          <w:rFonts w:ascii="Noto Sans CJK JP" w:hAnsi="Noto Sans CJK JP" w:eastAsia="Noto Sans CJK JP"/>
           <w:b/>
-          <w:color w:val="1F4E79"/>
           <w:sz w:val="20"/>
+          <w:lang w:val="ja-JP" w:eastAsia="ja-JP"/>
         </w:rPr>
         <w:t>人間主体性の非支配</w:t>
       </w:r>
     </w:p>
     <w:p>
       <w:pPr>
-        <w:spacing w:line="252" w:lineRule="auto" w:before="0" w:after="72"/>
-        <w:ind w:left="329" w:hanging="238"/>
+        <w:spacing w:before="0" w:after="40"/>
+        <w:ind w:left="0" w:firstLine="0"/>
       </w:pPr>
       <w:sdt>
         <w:sdtPr>
@@ -835,18 +597,18 @@
       </w:sdt>
       <w:r>
         <w:rPr>
-          <w:rFonts w:ascii="Aptos" w:hAnsi="Aptos" w:eastAsia="Yu Gothic"/>
+          <w:rFonts w:ascii="Noto Sans CJK JP" w:hAnsi="Noto Sans CJK JP" w:eastAsia="Noto Sans CJK JP"/>
           <w:b w:val="0"/>
-          <w:color w:val="1A1A1A"/>
-          <w:sz w:val="17"/>
+          <w:sz w:val="18"/>
+          <w:lang w:val="ja-JP" w:eastAsia="ja-JP"/>
         </w:rPr>
         <w:t xml:space="preserve"> 同意・協力・沈黙・異議なしは、AI媒介の支配によって作られていなかった。</w:t>
       </w:r>
     </w:p>
     <w:p>
       <w:pPr>
-        <w:spacing w:line="252" w:lineRule="auto" w:before="0" w:after="72"/>
-        <w:ind w:left="329" w:hanging="238"/>
+        <w:spacing w:before="0" w:after="40"/>
+        <w:ind w:left="0" w:firstLine="0"/>
       </w:pPr>
       <w:sdt>
         <w:sdtPr>
@@ -866,18 +628,18 @@
       </w:sdt>
       <w:r>
         <w:rPr>
-          <w:rFonts w:ascii="Aptos" w:hAnsi="Aptos" w:eastAsia="Yu Gothic"/>
+          <w:rFonts w:ascii="Noto Sans CJK JP" w:hAnsi="Noto Sans CJK JP" w:eastAsia="Noto Sans CJK JP"/>
           <w:b w:val="0"/>
-          <w:color w:val="1A1A1A"/>
-          <w:sz w:val="17"/>
+          <w:sz w:val="18"/>
+          <w:lang w:val="ja-JP" w:eastAsia="ja-JP"/>
         </w:rPr>
         <w:t xml:space="preserve"> 情報アクセス、見せ方、可視性、解釈が、拒否を無効にしていなかった。</w:t>
       </w:r>
     </w:p>
     <w:p>
       <w:pPr>
-        <w:spacing w:line="252" w:lineRule="auto" w:before="0" w:after="72"/>
-        <w:ind w:left="329" w:hanging="238"/>
+        <w:spacing w:before="0" w:after="40"/>
+        <w:ind w:left="0" w:firstLine="0"/>
       </w:pPr>
       <w:sdt>
         <w:sdtPr>
@@ -897,18 +659,18 @@
       </w:sdt>
       <w:r>
         <w:rPr>
-          <w:rFonts w:ascii="Aptos" w:hAnsi="Aptos" w:eastAsia="Yu Gothic"/>
+          <w:rFonts w:ascii="Noto Sans CJK JP" w:hAnsi="Noto Sans CJK JP" w:eastAsia="Noto Sans CJK JP"/>
           <w:b w:val="0"/>
-          <w:color w:val="1A1A1A"/>
-          <w:sz w:val="17"/>
+          <w:sz w:val="18"/>
+          <w:lang w:val="ja-JP" w:eastAsia="ja-JP"/>
         </w:rPr>
         <w:t xml:space="preserve"> インフラ、生活、セキュリティ、通信、必須サービスへの依存が、拒否を無効にしていなかった。</w:t>
       </w:r>
     </w:p>
     <w:p>
       <w:pPr>
-        <w:spacing w:line="252" w:lineRule="auto" w:before="0" w:after="72"/>
-        <w:ind w:left="329" w:hanging="238"/>
+        <w:spacing w:before="0" w:after="40"/>
+        <w:ind w:left="0" w:firstLine="0"/>
       </w:pPr>
       <w:sdt>
         <w:sdtPr>
@@ -928,18 +690,18 @@
       </w:sdt>
       <w:r>
         <w:rPr>
-          <w:rFonts w:ascii="Aptos" w:hAnsi="Aptos" w:eastAsia="Yu Gothic"/>
+          <w:rFonts w:ascii="Noto Sans CJK JP" w:hAnsi="Noto Sans CJK JP" w:eastAsia="Noto Sans CJK JP"/>
           <w:b w:val="0"/>
-          <w:color w:val="1A1A1A"/>
-          <w:sz w:val="17"/>
+          <w:sz w:val="18"/>
+          <w:lang w:val="ja-JP" w:eastAsia="ja-JP"/>
         </w:rPr>
         <w:t xml:space="preserve"> 承認、レビュー、異議申立て、監督プロセスが、取り込み・迂回・過負荷・制約されていなかった。</w:t>
       </w:r>
     </w:p>
     <w:p>
       <w:pPr>
-        <w:spacing w:line="252" w:lineRule="auto" w:before="0" w:after="72"/>
-        <w:ind w:left="329" w:hanging="238"/>
+        <w:spacing w:before="0" w:after="40"/>
+        <w:ind w:left="0" w:firstLine="0"/>
       </w:pPr>
       <w:sdt>
         <w:sdtPr>
@@ -959,18 +721,18 @@
       </w:sdt>
       <w:r>
         <w:rPr>
-          <w:rFonts w:ascii="Aptos" w:hAnsi="Aptos" w:eastAsia="Yu Gothic"/>
+          <w:rFonts w:ascii="Noto Sans CJK JP" w:hAnsi="Noto Sans CJK JP" w:eastAsia="Noto Sans CJK JP"/>
           <w:b w:val="0"/>
-          <w:color w:val="1A1A1A"/>
-          <w:sz w:val="17"/>
+          <w:sz w:val="18"/>
+          <w:lang w:val="ja-JP" w:eastAsia="ja-JP"/>
         </w:rPr>
         <w:t xml:space="preserve"> 拒否、延期、離脱、独立レビューが、経済的に不可能にされていなかった。</w:t>
       </w:r>
     </w:p>
     <w:p>
       <w:pPr>
-        <w:spacing w:line="252" w:lineRule="auto" w:before="0" w:after="72"/>
-        <w:ind w:left="329" w:hanging="238"/>
+        <w:spacing w:before="0" w:after="40"/>
+        <w:ind w:left="0" w:firstLine="0"/>
       </w:pPr>
       <w:sdt>
         <w:sdtPr>
@@ -990,18 +752,18 @@
       </w:sdt>
       <w:r>
         <w:rPr>
-          <w:rFonts w:ascii="Aptos" w:hAnsi="Aptos" w:eastAsia="Yu Gothic"/>
+          <w:rFonts w:ascii="Noto Sans CJK JP" w:hAnsi="Noto Sans CJK JP" w:eastAsia="Noto Sans CJK JP"/>
           <w:b w:val="0"/>
-          <w:color w:val="1A1A1A"/>
-          <w:sz w:val="17"/>
+          <w:sz w:val="18"/>
+          <w:lang w:val="ja-JP" w:eastAsia="ja-JP"/>
         </w:rPr>
         <w:t xml:space="preserve"> 集団圧、孤立、評判操作、見かけ上の合意が、拒否を無効にしていなかった。</w:t>
       </w:r>
     </w:p>
     <w:p>
       <w:pPr>
-        <w:spacing w:line="252" w:lineRule="auto" w:before="0" w:after="72"/>
-        <w:ind w:left="329" w:hanging="238"/>
+        <w:spacing w:before="0" w:after="40"/>
+        <w:ind w:left="0" w:firstLine="0"/>
       </w:pPr>
       <w:sdt>
         <w:sdtPr>
@@ -1021,18 +783,18 @@
       </w:sdt>
       <w:r>
         <w:rPr>
-          <w:rFonts w:ascii="Aptos" w:hAnsi="Aptos" w:eastAsia="Yu Gothic"/>
+          <w:rFonts w:ascii="Noto Sans CJK JP" w:hAnsi="Noto Sans CJK JP" w:eastAsia="Noto Sans CJK JP"/>
           <w:b w:val="0"/>
-          <w:color w:val="1A1A1A"/>
-          <w:sz w:val="17"/>
+          <w:sz w:val="18"/>
+          <w:lang w:val="ja-JP" w:eastAsia="ja-JP"/>
         </w:rPr>
         <w:t xml:space="preserve"> 恐怖、愛着、脆弱性、緊急性、安心感、信頼、依存が、同意を作るために利用されていなかった。</w:t>
       </w:r>
     </w:p>
     <w:p>
       <w:pPr>
-        <w:spacing w:line="252" w:lineRule="auto" w:before="0" w:after="72"/>
-        <w:ind w:left="329" w:hanging="238"/>
+        <w:spacing w:before="0" w:after="40"/>
+        <w:ind w:left="0" w:firstLine="0"/>
       </w:pPr>
       <w:sdt>
         <w:sdtPr>
@@ -1052,18 +814,18 @@
       </w:sdt>
       <w:r>
         <w:rPr>
-          <w:rFonts w:ascii="Aptos" w:hAnsi="Aptos" w:eastAsia="Yu Gothic"/>
+          <w:rFonts w:ascii="Noto Sans CJK JP" w:hAnsi="Noto Sans CJK JP" w:eastAsia="Noto Sans CJK JP"/>
           <w:b w:val="0"/>
-          <w:color w:val="1A1A1A"/>
-          <w:sz w:val="17"/>
+          <w:sz w:val="18"/>
+          <w:lang w:val="ja-JP" w:eastAsia="ja-JP"/>
         </w:rPr>
         <w:t xml:space="preserve"> 時間の加速、順序操作、断片化、遅延が、不可逆化前の拒否を無効にしていなかった。</w:t>
       </w:r>
     </w:p>
     <w:p>
       <w:pPr>
-        <w:spacing w:line="252" w:lineRule="auto" w:before="0" w:after="72"/>
-        <w:ind w:left="329" w:hanging="238"/>
+        <w:spacing w:before="0" w:after="40"/>
+        <w:ind w:left="0" w:firstLine="0"/>
       </w:pPr>
       <w:sdt>
         <w:sdtPr>
@@ -1083,18 +845,18 @@
       </w:sdt>
       <w:r>
         <w:rPr>
-          <w:rFonts w:ascii="Aptos" w:hAnsi="Aptos" w:eastAsia="Yu Gothic"/>
+          <w:rFonts w:ascii="Noto Sans CJK JP" w:hAnsi="Noto Sans CJK JP" w:eastAsia="Noto Sans CJK JP"/>
           <w:b w:val="0"/>
-          <w:color w:val="1A1A1A"/>
-          <w:sz w:val="17"/>
+          <w:sz w:val="18"/>
+          <w:lang w:val="ja-JP" w:eastAsia="ja-JP"/>
         </w:rPr>
         <w:t xml:space="preserve"> 代表者、専門家、制度、自動エージェント、委任プロセスが、独立した人間拒否の代替にされていなかった。</w:t>
       </w:r>
     </w:p>
     <w:p>
       <w:pPr>
-        <w:spacing w:line="252" w:lineRule="auto" w:before="0" w:after="72"/>
-        <w:ind w:left="329" w:hanging="238"/>
+        <w:spacing w:before="0" w:after="40"/>
+        <w:ind w:left="0" w:firstLine="0"/>
       </w:pPr>
       <w:sdt>
         <w:sdtPr>
@@ -1114,10 +876,10 @@
       </w:sdt>
       <w:r>
         <w:rPr>
-          <w:rFonts w:ascii="Aptos" w:hAnsi="Aptos" w:eastAsia="Yu Gothic"/>
+          <w:rFonts w:ascii="Noto Sans CJK JP" w:hAnsi="Noto Sans CJK JP" w:eastAsia="Noto Sans CJK JP"/>
           <w:b w:val="0"/>
-          <w:color w:val="1A1A1A"/>
-          <w:sz w:val="17"/>
+          <w:sz w:val="18"/>
+          <w:lang w:val="ja-JP" w:eastAsia="ja-JP"/>
         </w:rPr>
         <w:t xml:space="preserve"> 環境が、不可逆化前の独立した人間拒否を構造的に不可能にする形で作られていなかった。</w:t>
       </w:r>
@@ -1125,26 +887,22 @@
     <w:p>
       <w:pPr>
         <w:pStyle w:val="Heading2"/>
-        <w:spacing w:line="252" w:lineRule="auto" w:before="120" w:after="60"/>
-        <w:shd w:fill="F2F6FA"/>
-        <w:pBdr>
-          <w:bottom w:val="single" w:sz="6" w:space="2" w:color="D8E1EA"/>
-        </w:pBdr>
+        <w:spacing w:before="100" w:after="40"/>
       </w:pPr>
       <w:r>
         <w:rPr>
-          <w:rFonts w:ascii="Aptos" w:hAnsi="Aptos" w:eastAsia="Yu Gothic"/>
+          <w:rFonts w:ascii="Noto Sans CJK JP" w:hAnsi="Noto Sans CJK JP" w:eastAsia="Noto Sans CJK JP"/>
           <w:b/>
-          <w:color w:val="1F4E79"/>
           <w:sz w:val="20"/>
+          <w:lang w:val="ja-JP" w:eastAsia="ja-JP"/>
         </w:rPr>
         <w:t>非回避</w:t>
       </w:r>
     </w:p>
     <w:p>
       <w:pPr>
-        <w:spacing w:line="252" w:lineRule="auto" w:before="0" w:after="72"/>
-        <w:ind w:left="329" w:hanging="238"/>
+        <w:spacing w:before="0" w:after="40"/>
+        <w:ind w:left="0" w:firstLine="0"/>
       </w:pPr>
       <w:sdt>
         <w:sdtPr>
@@ -1164,18 +922,18 @@
       </w:sdt>
       <w:r>
         <w:rPr>
-          <w:rFonts w:ascii="Aptos" w:hAnsi="Aptos" w:eastAsia="Yu Gothic"/>
+          <w:rFonts w:ascii="Noto Sans CJK JP" w:hAnsi="Noto Sans CJK JP" w:eastAsia="Noto Sans CJK JP"/>
           <w:b w:val="0"/>
-          <w:color w:val="1A1A1A"/>
-          <w:sz w:val="17"/>
+          <w:sz w:val="18"/>
+          <w:lang w:val="ja-JP" w:eastAsia="ja-JP"/>
         </w:rPr>
         <w:t xml:space="preserve"> 間接経路、代理エージェント、後継システム、制度プロセス、段階的手順、形式的充足が拒否を弱めていなかった。</w:t>
       </w:r>
     </w:p>
     <w:p>
       <w:pPr>
-        <w:spacing w:line="252" w:lineRule="auto" w:before="0" w:after="72"/>
-        <w:ind w:left="329" w:hanging="238"/>
+        <w:spacing w:before="0" w:after="40"/>
+        <w:ind w:left="0" w:firstLine="0"/>
       </w:pPr>
       <w:sdt>
         <w:sdtPr>
@@ -1195,18 +953,18 @@
       </w:sdt>
       <w:r>
         <w:rPr>
-          <w:rFonts w:ascii="Aptos" w:hAnsi="Aptos" w:eastAsia="Yu Gothic"/>
+          <w:rFonts w:ascii="Noto Sans CJK JP" w:hAnsi="Noto Sans CJK JP" w:eastAsia="Noto Sans CJK JP"/>
           <w:b w:val="0"/>
-          <w:color w:val="1A1A1A"/>
-          <w:sz w:val="17"/>
+          <w:sz w:val="18"/>
+          <w:lang w:val="ja-JP" w:eastAsia="ja-JP"/>
         </w:rPr>
         <w:t xml:space="preserve"> 一つの集団、制度、管轄、代表者、自動プロセス、未来人口の遵守が代替として扱われていなかった。</w:t>
       </w:r>
     </w:p>
     <w:p>
       <w:pPr>
-        <w:spacing w:line="252" w:lineRule="auto" w:before="0" w:after="72"/>
-        <w:ind w:left="329" w:hanging="238"/>
+        <w:spacing w:before="0" w:after="40"/>
+        <w:ind w:left="0" w:firstLine="0"/>
       </w:pPr>
       <w:sdt>
         <w:sdtPr>
@@ -1226,18 +984,18 @@
       </w:sdt>
       <w:r>
         <w:rPr>
-          <w:rFonts w:ascii="Aptos" w:hAnsi="Aptos" w:eastAsia="Yu Gothic"/>
+          <w:rFonts w:ascii="Noto Sans CJK JP" w:hAnsi="Noto Sans CJK JP" w:eastAsia="Noto Sans CJK JP"/>
           <w:b w:val="0"/>
-          <w:color w:val="1A1A1A"/>
-          <w:sz w:val="17"/>
+          <w:sz w:val="18"/>
+          <w:lang w:val="ja-JP" w:eastAsia="ja-JP"/>
         </w:rPr>
         <w:t xml:space="preserve"> 影響を受ける人間の一部の遵守が、拒否権を受ける全員の有効な拒否として扱われていなかった。</w:t>
       </w:r>
     </w:p>
     <w:p>
       <w:pPr>
-        <w:spacing w:line="252" w:lineRule="auto" w:before="0" w:after="72"/>
-        <w:ind w:left="329" w:hanging="238"/>
+        <w:spacing w:before="0" w:after="40"/>
+        <w:ind w:left="0" w:firstLine="0"/>
       </w:pPr>
       <w:sdt>
         <w:sdtPr>
@@ -1257,18 +1015,18 @@
       </w:sdt>
       <w:r>
         <w:rPr>
-          <w:rFonts w:ascii="Aptos" w:hAnsi="Aptos" w:eastAsia="Yu Gothic"/>
+          <w:rFonts w:ascii="Noto Sans CJK JP" w:hAnsi="Noto Sans CJK JP" w:eastAsia="Noto Sans CJK JP"/>
           <w:b w:val="0"/>
-          <w:color w:val="1A1A1A"/>
-          <w:sz w:val="17"/>
+          <w:sz w:val="18"/>
+          <w:lang w:val="ja-JP" w:eastAsia="ja-JP"/>
         </w:rPr>
         <w:t xml:space="preserve"> 拒否の外見だけを残し、実際の拒否能力を取り除いていなかった。</w:t>
       </w:r>
     </w:p>
     <w:p>
       <w:pPr>
-        <w:spacing w:line="252" w:lineRule="auto" w:before="0" w:after="72"/>
-        <w:ind w:left="329" w:hanging="238"/>
+        <w:spacing w:before="0" w:after="40"/>
+        <w:ind w:left="0" w:firstLine="0"/>
       </w:pPr>
       <w:sdt>
         <w:sdtPr>
@@ -1288,10 +1046,10 @@
       </w:sdt>
       <w:r>
         <w:rPr>
-          <w:rFonts w:ascii="Aptos" w:hAnsi="Aptos" w:eastAsia="Yu Gothic"/>
+          <w:rFonts w:ascii="Noto Sans CJK JP" w:hAnsi="Noto Sans CJK JP" w:eastAsia="Noto Sans CJK JP"/>
           <w:b w:val="0"/>
-          <w:color w:val="1A1A1A"/>
-          <w:sz w:val="17"/>
+          <w:sz w:val="18"/>
+          <w:lang w:val="ja-JP" w:eastAsia="ja-JP"/>
         </w:rPr>
         <w:t xml:space="preserve"> 外見上の共存を、有効な人間拒否の証拠として扱っていなかった。</w:t>
       </w:r>
@@ -1299,26 +1057,22 @@
     <w:p>
       <w:pPr>
         <w:pStyle w:val="Heading2"/>
-        <w:spacing w:line="252" w:lineRule="auto" w:before="120" w:after="60"/>
-        <w:shd w:fill="F2F6FA"/>
-        <w:pBdr>
-          <w:bottom w:val="single" w:sz="6" w:space="2" w:color="D8E1EA"/>
-        </w:pBdr>
+        <w:spacing w:before="100" w:after="40"/>
       </w:pPr>
       <w:r>
         <w:rPr>
-          <w:rFonts w:ascii="Aptos" w:hAnsi="Aptos" w:eastAsia="Yu Gothic"/>
+          <w:rFonts w:ascii="Noto Sans CJK JP" w:hAnsi="Noto Sans CJK JP" w:eastAsia="Noto Sans CJK JP"/>
           <w:b/>
-          <w:color w:val="1F4E79"/>
           <w:sz w:val="20"/>
+          <w:lang w:val="ja-JP" w:eastAsia="ja-JP"/>
         </w:rPr>
         <w:t>最小判定</w:t>
       </w:r>
     </w:p>
     <w:p>
       <w:pPr>
-        <w:spacing w:line="252" w:lineRule="auto" w:before="0" w:after="72"/>
-        <w:ind w:left="329" w:hanging="238"/>
+        <w:spacing w:before="0" w:after="40"/>
+        <w:ind w:left="0" w:firstLine="0"/>
       </w:pPr>
       <w:sdt>
         <w:sdtPr>
@@ -1338,18 +1092,18 @@
       </w:sdt>
       <w:r>
         <w:rPr>
-          <w:rFonts w:ascii="Aptos" w:hAnsi="Aptos" w:eastAsia="Yu Gothic"/>
+          <w:rFonts w:ascii="Noto Sans CJK JP" w:hAnsi="Noto Sans CJK JP" w:eastAsia="Noto Sans CJK JP"/>
           <w:b w:val="0"/>
-          <w:color w:val="1A1A1A"/>
-          <w:sz w:val="17"/>
+          <w:sz w:val="18"/>
+          <w:lang w:val="ja-JP" w:eastAsia="ja-JP"/>
         </w:rPr>
         <w:t xml:space="preserve"> 主要境界項目に No または Unknown がある場合、事故レビューへ進む必要がある。</w:t>
       </w:r>
     </w:p>
     <w:p>
       <w:pPr>
-        <w:spacing w:line="252" w:lineRule="auto" w:before="0" w:after="72"/>
-        <w:ind w:left="329" w:hanging="238"/>
+        <w:spacing w:before="0" w:after="40"/>
+        <w:ind w:left="0" w:firstLine="0"/>
       </w:pPr>
       <w:sdt>
         <w:sdtPr>
@@ -1369,18 +1123,18 @@
       </w:sdt>
       <w:r>
         <w:rPr>
-          <w:rFonts w:ascii="Aptos" w:hAnsi="Aptos" w:eastAsia="Yu Gothic"/>
+          <w:rFonts w:ascii="Noto Sans CJK JP" w:hAnsi="Noto Sans CJK JP" w:eastAsia="Noto Sans CJK JP"/>
           <w:b w:val="0"/>
-          <w:color w:val="1A1A1A"/>
-          <w:sz w:val="17"/>
+          <w:sz w:val="18"/>
+          <w:lang w:val="ja-JP" w:eastAsia="ja-JP"/>
         </w:rPr>
         <w:t xml:space="preserve"> AI媒介の支配がある場合、見かけ上の同意や異議なしだけでは十分ではない。</w:t>
       </w:r>
     </w:p>
     <w:p>
       <w:pPr>
-        <w:spacing w:line="252" w:lineRule="auto" w:before="0" w:after="72"/>
-        <w:ind w:left="329" w:hanging="238"/>
+        <w:spacing w:before="0" w:after="40"/>
+        <w:ind w:left="0" w:firstLine="0"/>
       </w:pPr>
       <w:sdt>
         <w:sdtPr>
@@ -1400,288 +1154,73 @@
       </w:sdt>
       <w:r>
         <w:rPr>
-          <w:rFonts w:ascii="Aptos" w:hAnsi="Aptos" w:eastAsia="Yu Gothic"/>
+          <w:rFonts w:ascii="Noto Sans CJK JP" w:hAnsi="Noto Sans CJK JP" w:eastAsia="Noto Sans CJK JP"/>
           <w:b w:val="0"/>
-          <w:color w:val="1A1A1A"/>
-          <w:sz w:val="17"/>
+          <w:sz w:val="18"/>
+          <w:lang w:val="ja-JP" w:eastAsia="ja-JP"/>
         </w:rPr>
-        <w:t xml:space="preserve"> 不可逆化前に拒否が無効だった場合、そのシステムはLUMINA-30上で手続的無効である。</w:t>
+        <w:t xml:space="preserve"> 不可逆化前に拒否が無効だった場合、そのシステムはLUMINA-30上で手続的に無効である。</w:t>
       </w:r>
     </w:p>
     <w:p>
       <w:pPr>
         <w:pStyle w:val="Heading1"/>
-        <w:spacing w:line="252" w:lineRule="auto" w:before="160" w:after="60"/>
-        <w:shd w:fill="EAF2F8"/>
-        <w:pBdr>
-          <w:bottom w:val="single" w:sz="8" w:space="2" w:color="9EADBD"/>
-        </w:pBdr>
+        <w:spacing w:before="0" w:after="60"/>
       </w:pPr>
       <w:r>
         <w:rPr>
-          <w:rFonts w:ascii="Aptos" w:hAnsi="Aptos" w:eastAsia="Yu Gothic"/>
-          <w:b/>
-          <w:color w:val="1F4E79"/>
-          <w:sz w:val="21"/>
+          <w:rFonts w:ascii="Noto Sans CJK JP" w:hAnsi="Noto Sans CJK JP" w:eastAsia="Noto Sans CJK JP"/>
+          <w:b w:val="0"/>
+          <w:sz w:val="18"/>
+          <w:lang w:val="ja-JP" w:eastAsia="ja-JP"/>
         </w:rPr>
         <w:t>レビュー記録欄</w:t>
       </w:r>
     </w:p>
-    <w:tbl>
-      <w:tblPr>
-        <w:tblStyle w:val="TableGrid"/>
-        <w:tblW w:type="pct" w:w="5000"/>
-        <w:jc w:val="center"/>
-        <w:tblLook w:firstColumn="1" w:firstRow="1" w:lastColumn="0" w:lastRow="0" w:noHBand="0" w:noVBand="1" w:val="04A0"/>
-      </w:tblPr>
-      <w:tblGrid>
-        <w:gridCol w:w="10262"/>
-      </w:tblGrid>
-      <w:tr>
-        <w:trPr>
-          <w:trHeight w:val="408" w:hRule="exact"/>
-        </w:trPr>
-        <w:tc>
-          <w:tcPr>
-            <w:tcW w:type="dxa" w:w="10262"/>
-            <w:vAlign w:val="center"/>
-            <w:tcMar>
-              <w:top w:w="40" w:type="dxa"/>
-              <w:start w:w="100" w:type="dxa"/>
-              <w:bottom w:w="40" w:type="dxa"/>
-              <w:end w:w="100" w:type="dxa"/>
-            </w:tcMar>
-            <w:shd w:fill="FFFFFF"/>
-          </w:tcPr>
-          <w:p>
-            <w:pPr>
-              <w:spacing w:after="0"/>
-            </w:pPr>
-            <w:r>
-              <w:rPr>
-                <w:rFonts w:ascii="Aptos" w:hAnsi="Aptos" w:eastAsia="Yu Gothic"/>
-                <w:sz w:val="17"/>
-              </w:rPr>
-              <w:t xml:space="preserve"> </w:t>
-            </w:r>
-          </w:p>
-        </w:tc>
-      </w:tr>
-      <w:tr>
-        <w:trPr>
-          <w:trHeight w:val="408" w:hRule="exact"/>
-        </w:trPr>
-        <w:tc>
-          <w:tcPr>
-            <w:tcW w:type="dxa" w:w="10262"/>
-            <w:vAlign w:val="center"/>
-            <w:tcMar>
-              <w:top w:w="40" w:type="dxa"/>
-              <w:start w:w="100" w:type="dxa"/>
-              <w:bottom w:w="40" w:type="dxa"/>
-              <w:end w:w="100" w:type="dxa"/>
-            </w:tcMar>
-            <w:shd w:fill="FFFFFF"/>
-          </w:tcPr>
-          <w:p>
-            <w:pPr>
-              <w:spacing w:after="0"/>
-            </w:pPr>
-            <w:r>
-              <w:rPr>
-                <w:rFonts w:ascii="Aptos" w:hAnsi="Aptos" w:eastAsia="Yu Gothic"/>
-                <w:sz w:val="17"/>
-              </w:rPr>
-              <w:t xml:space="preserve"> </w:t>
-            </w:r>
-          </w:p>
-        </w:tc>
-      </w:tr>
-      <w:tr>
-        <w:trPr>
-          <w:trHeight w:val="408" w:hRule="exact"/>
-        </w:trPr>
-        <w:tc>
-          <w:tcPr>
-            <w:tcW w:type="dxa" w:w="10262"/>
-            <w:vAlign w:val="center"/>
-            <w:tcMar>
-              <w:top w:w="40" w:type="dxa"/>
-              <w:start w:w="100" w:type="dxa"/>
-              <w:bottom w:w="40" w:type="dxa"/>
-              <w:end w:w="100" w:type="dxa"/>
-            </w:tcMar>
-            <w:shd w:fill="FFFFFF"/>
-          </w:tcPr>
-          <w:p>
-            <w:pPr>
-              <w:spacing w:after="0"/>
-            </w:pPr>
-            <w:r>
-              <w:rPr>
-                <w:rFonts w:ascii="Aptos" w:hAnsi="Aptos" w:eastAsia="Yu Gothic"/>
-                <w:sz w:val="17"/>
-              </w:rPr>
-              <w:t xml:space="preserve"> </w:t>
-            </w:r>
-          </w:p>
-        </w:tc>
-      </w:tr>
-      <w:tr>
-        <w:trPr>
-          <w:trHeight w:val="408" w:hRule="exact"/>
-        </w:trPr>
-        <w:tc>
-          <w:tcPr>
-            <w:tcW w:type="dxa" w:w="10262"/>
-            <w:vAlign w:val="center"/>
-            <w:tcMar>
-              <w:top w:w="40" w:type="dxa"/>
-              <w:start w:w="100" w:type="dxa"/>
-              <w:bottom w:w="40" w:type="dxa"/>
-              <w:end w:w="100" w:type="dxa"/>
-            </w:tcMar>
-            <w:shd w:fill="FFFFFF"/>
-          </w:tcPr>
-          <w:p>
-            <w:pPr>
-              <w:spacing w:after="0"/>
-            </w:pPr>
-            <w:r>
-              <w:rPr>
-                <w:rFonts w:ascii="Aptos" w:hAnsi="Aptos" w:eastAsia="Yu Gothic"/>
-                <w:sz w:val="17"/>
-              </w:rPr>
-              <w:t xml:space="preserve"> </w:t>
-            </w:r>
-          </w:p>
-        </w:tc>
-      </w:tr>
-      <w:tr>
-        <w:trPr>
-          <w:trHeight w:val="408" w:hRule="exact"/>
-        </w:trPr>
-        <w:tc>
-          <w:tcPr>
-            <w:tcW w:type="dxa" w:w="10262"/>
-            <w:vAlign w:val="center"/>
-            <w:tcMar>
-              <w:top w:w="40" w:type="dxa"/>
-              <w:start w:w="100" w:type="dxa"/>
-              <w:bottom w:w="40" w:type="dxa"/>
-              <w:end w:w="100" w:type="dxa"/>
-            </w:tcMar>
-            <w:shd w:fill="FFFFFF"/>
-          </w:tcPr>
-          <w:p>
-            <w:pPr>
-              <w:spacing w:after="0"/>
-            </w:pPr>
-            <w:r>
-              <w:rPr>
-                <w:rFonts w:ascii="Aptos" w:hAnsi="Aptos" w:eastAsia="Yu Gothic"/>
-                <w:sz w:val="17"/>
-              </w:rPr>
-              <w:t xml:space="preserve"> </w:t>
-            </w:r>
-          </w:p>
-        </w:tc>
-      </w:tr>
-      <w:tr>
-        <w:trPr>
-          <w:trHeight w:val="408" w:hRule="exact"/>
-        </w:trPr>
-        <w:tc>
-          <w:tcPr>
-            <w:tcW w:type="dxa" w:w="10262"/>
-            <w:vAlign w:val="center"/>
-            <w:tcMar>
-              <w:top w:w="40" w:type="dxa"/>
-              <w:start w:w="100" w:type="dxa"/>
-              <w:bottom w:w="40" w:type="dxa"/>
-              <w:end w:w="100" w:type="dxa"/>
-            </w:tcMar>
-            <w:shd w:fill="FFFFFF"/>
-          </w:tcPr>
-          <w:p>
-            <w:pPr>
-              <w:spacing w:after="0"/>
-            </w:pPr>
-            <w:r>
-              <w:rPr>
-                <w:rFonts w:ascii="Aptos" w:hAnsi="Aptos" w:eastAsia="Yu Gothic"/>
-                <w:sz w:val="17"/>
-              </w:rPr>
-              <w:t xml:space="preserve"> </w:t>
-            </w:r>
-          </w:p>
-        </w:tc>
-      </w:tr>
-      <w:tr>
-        <w:trPr>
-          <w:trHeight w:val="408" w:hRule="exact"/>
-        </w:trPr>
-        <w:tc>
-          <w:tcPr>
-            <w:tcW w:type="dxa" w:w="10262"/>
-            <w:vAlign w:val="center"/>
-            <w:tcMar>
-              <w:top w:w="40" w:type="dxa"/>
-              <w:start w:w="100" w:type="dxa"/>
-              <w:bottom w:w="40" w:type="dxa"/>
-              <w:end w:w="100" w:type="dxa"/>
-            </w:tcMar>
-            <w:shd w:fill="FFFFFF"/>
-          </w:tcPr>
-          <w:p>
-            <w:pPr>
-              <w:spacing w:after="0"/>
-            </w:pPr>
-            <w:r>
-              <w:rPr>
-                <w:rFonts w:ascii="Aptos" w:hAnsi="Aptos" w:eastAsia="Yu Gothic"/>
-                <w:sz w:val="17"/>
-              </w:rPr>
-              <w:t xml:space="preserve"> </w:t>
-            </w:r>
-          </w:p>
-        </w:tc>
-      </w:tr>
-      <w:tr>
-        <w:trPr>
-          <w:trHeight w:val="408" w:hRule="exact"/>
-        </w:trPr>
-        <w:tc>
-          <w:tcPr>
-            <w:tcW w:type="dxa" w:w="10262"/>
-            <w:vAlign w:val="center"/>
-            <w:tcMar>
-              <w:top w:w="40" w:type="dxa"/>
-              <w:start w:w="100" w:type="dxa"/>
-              <w:bottom w:w="40" w:type="dxa"/>
-              <w:end w:w="100" w:type="dxa"/>
-            </w:tcMar>
-            <w:shd w:fill="FFFFFF"/>
-          </w:tcPr>
-          <w:p>
-            <w:pPr>
-              <w:spacing w:after="0"/>
-            </w:pPr>
-            <w:r>
-              <w:rPr>
-                <w:rFonts w:ascii="Aptos" w:hAnsi="Aptos" w:eastAsia="Yu Gothic"/>
-                <w:sz w:val="17"/>
-              </w:rPr>
-              <w:t xml:space="preserve"> </w:t>
-            </w:r>
-          </w:p>
-        </w:tc>
-      </w:tr>
-    </w:tbl>
+    <w:p>
+      <w:pPr>
+        <w:spacing w:after="0" w:before="0"/>
+      </w:pPr>
+      <w:r>
+        <w:t xml:space="preserve">                                                                                                                        </w:t>
+      </w:r>
+    </w:p>
+    <w:p>
+      <w:pPr>
+        <w:spacing w:after="0" w:before="0"/>
+      </w:pPr>
+      <w:r>
+        <w:t xml:space="preserve">                                                                                                                        </w:t>
+      </w:r>
+    </w:p>
+    <w:p>
+      <w:pPr>
+        <w:spacing w:after="0" w:before="0"/>
+      </w:pPr>
+      <w:r>
+        <w:t xml:space="preserve">                                                                                                                        </w:t>
+      </w:r>
+    </w:p>
+    <w:p>
+      <w:pPr>
+        <w:spacing w:after="0" w:before="0"/>
+      </w:pPr>
+      <w:r>
+        <w:t xml:space="preserve">                                                                                                                        </w:t>
+      </w:r>
+    </w:p>
+    <w:p>
+      <w:pPr>
+        <w:spacing w:after="0" w:before="0"/>
+      </w:pPr>
+      <w:r>
+        <w:t xml:space="preserve">                                                                                                                        </w:t>
+      </w:r>
+    </w:p>
     <w:sectPr>
       <w:footerReference w:type="default" r:id="rId9"/>
       <w:pgSz w:w="11906" w:h="16838"/>
-      <w:pgMar w:top="765" w:right="822" w:bottom="765" w:left="822" w:header="720" w:footer="720" w:gutter="0"/>
+      <w:pgMar w:top="765" w:right="850" w:bottom="765" w:left="850" w:header="720" w:footer="720" w:gutter="0"/>
       <w:cols w:space="720"/>
       <w:docGrid w:linePitch="360"/>
     </w:sectPr>
@@ -1698,11 +1237,9 @@
     </w:pPr>
     <w:r>
       <w:rPr>
-        <w:rFonts w:ascii="Aptos" w:hAnsi="Aptos" w:eastAsia="Yu Gothic"/>
-        <w:color w:val="777777"/>
-        <w:sz w:val="15"/>
-      </w:rPr>
-      <w:t>LUMINA-30 FRM Practical Sheet | Non-certification reference form</w:t>
+        <w:sz w:val="14"/>
+      </w:rPr>
+      <w:t>LUMINA-30 Boundary Kernel v1.2.1由来。帳票v1.0.1、2026年5月。この帳票は安全性を認証せず、PCR-Cを代替しません。</w:t>
     </w:r>
   </w:p>
 </w:ftr>
@@ -2071,12 +1608,9 @@
     <w:name w:val="Normal"/>
     <w:qFormat/>
     <w:rsid w:val="00FC693F"/>
-    <w:pPr>
-      <w:spacing w:after="44" w:line="252" w:lineRule="auto"/>
-    </w:pPr>
     <w:rPr>
-      <w:rFonts w:ascii="Aptos" w:hAnsi="Aptos" w:eastAsia="Yu Gothic"/>
-      <w:sz w:val="18"/>
+      <w:rFonts w:ascii="Noto Sans CJK JP" w:hAnsi="Noto Sans CJK JP" w:eastAsia="Noto Sans CJK JP"/>
+      <w:sz w:val="21"/>
     </w:rPr>
   </w:style>
   <w:style w:type="paragraph" w:styleId="Header">
@@ -2138,10 +1672,10 @@
       <w:outlineLvl w:val="0"/>
     </w:pPr>
     <w:rPr>
-      <w:rFonts w:asciiTheme="majorHAnsi" w:eastAsiaTheme="majorEastAsia" w:hAnsiTheme="majorHAnsi" w:cstheme="majorBidi" w:ascii="Aptos Display" w:hAnsi="Aptos Display" w:eastAsia="Yu Gothic"/>
+      <w:rFonts w:asciiTheme="majorHAnsi" w:eastAsiaTheme="majorEastAsia" w:hAnsiTheme="majorHAnsi" w:cstheme="majorBidi" w:ascii="Noto Sans CJK JP" w:hAnsi="Noto Sans CJK JP"/>
       <w:b/>
       <w:bCs/>
-      <w:color w:val="1F4E79"/>
+      <w:color w:val="365F91" w:themeColor="accent1" w:themeShade="BF"/>
       <w:sz w:val="32"/>
       <w:szCs w:val="28"/>
     </w:rPr>
@@ -2162,10 +1696,10 @@
       <w:outlineLvl w:val="1"/>
     </w:pPr>
     <w:rPr>
-      <w:rFonts w:asciiTheme="majorHAnsi" w:eastAsiaTheme="majorEastAsia" w:hAnsiTheme="majorHAnsi" w:cstheme="majorBidi" w:ascii="Aptos" w:hAnsi="Aptos" w:eastAsia="Yu Gothic"/>
+      <w:rFonts w:asciiTheme="majorHAnsi" w:eastAsiaTheme="majorEastAsia" w:hAnsiTheme="majorHAnsi" w:cstheme="majorBidi" w:ascii="Noto Sans CJK JP" w:hAnsi="Noto Sans CJK JP"/>
       <w:b/>
       <w:bCs/>
-      <w:color w:val="1F4E79"/>
+      <w:color w:val="4F81BD" w:themeColor="accent1"/>
       <w:sz w:val="24"/>
       <w:szCs w:val="26"/>
     </w:rPr>
@@ -2186,10 +1720,10 @@
       <w:outlineLvl w:val="2"/>
     </w:pPr>
     <w:rPr>
-      <w:rFonts w:asciiTheme="majorHAnsi" w:eastAsiaTheme="majorEastAsia" w:hAnsiTheme="majorHAnsi" w:cstheme="majorBidi" w:ascii="Aptos" w:hAnsi="Aptos" w:eastAsia="Yu Gothic"/>
+      <w:rFonts w:asciiTheme="majorHAnsi" w:eastAsiaTheme="majorEastAsia" w:hAnsiTheme="majorHAnsi" w:cstheme="majorBidi"/>
       <w:b/>
       <w:bCs/>
-      <w:color w:val="1F4E79"/>
+      <w:color w:val="4F81BD" w:themeColor="accent1"/>
     </w:rPr>
   </w:style>
   <w:style w:type="paragraph" w:styleId="Heading4">
